--- a/src/main/resources/tabela_componentes_optativos_e_eletivos.docx
+++ b/src/main/resources/tabela_componentes_optativos_e_eletivos.docx
@@ -33,7 +33,7 @@
             <w:tcBorders>
               <w:top w:val="single" w:sz="8" w:space="0" w:color="000000"/>
               <w:left w:val="single" w:sz="8" w:space="0" w:color="000000"/>
-              <w:right w:val="single" w:sz="8" w:space="0" w:color="000000"/>
+              <w:bottom w:val="single" w:sz="8" w:space="0" w:color="000000"/>
             </w:tcBorders>
             <w:vAlign w:val="center"/>
           </w:tcPr>
@@ -103,7 +103,7 @@
             <w:tcBorders>
               <w:top w:val="single" w:sz="8" w:space="0" w:color="000000"/>
               <w:left w:val="single" w:sz="8" w:space="0" w:color="000000"/>
-              <w:right w:val="single" w:sz="8" w:space="0" w:color="000000"/>
+              <w:bottom w:val="single" w:sz="8" w:space="0" w:color="000000"/>
             </w:tcBorders>
             <w:vAlign w:val="center"/>
           </w:tcPr>
@@ -175,7 +175,7 @@
             <w:tcBorders>
               <w:top w:val="single" w:sz="8" w:space="0" w:color="000000"/>
               <w:left w:val="single" w:sz="8" w:space="0" w:color="000000"/>
-              <w:right w:val="single" w:sz="8" w:space="0" w:color="000000"/>
+              <w:bottom w:val="single" w:sz="8" w:space="0" w:color="000000"/>
             </w:tcBorders>
             <w:vAlign w:val="center"/>
           </w:tcPr>
@@ -245,7 +245,7 @@
             <w:tcBorders>
               <w:top w:val="single" w:sz="8" w:space="0" w:color="000000"/>
               <w:left w:val="single" w:sz="8" w:space="0" w:color="000000"/>
-              <w:right w:val="single" w:sz="8" w:space="0" w:color="000000"/>
+              <w:bottom w:val="single" w:sz="8" w:space="0" w:color="000000"/>
             </w:tcBorders>
             <w:vAlign w:val="center"/>
           </w:tcPr>
@@ -271,6 +271,7 @@
             <w:tcBorders>
               <w:top w:val="single" w:sz="8" w:space="0" w:color="000000"/>
               <w:left w:val="single" w:sz="8" w:space="0" w:color="000000"/>
+              <w:bottom w:val="single" w:sz="8" w:space="0" w:color="000000"/>
             </w:tcBorders>
             <w:vAlign w:val="center"/>
           </w:tcPr>
@@ -340,6 +341,7 @@
             <w:tcBorders>
               <w:top w:val="single" w:sz="8" w:space="0" w:color="000000"/>
               <w:left w:val="single" w:sz="8" w:space="0" w:color="000000"/>
+              <w:bottom w:val="single" w:sz="8" w:space="0" w:color="000000"/>
               <w:right w:val="single" w:sz="8" w:space="0" w:color="000000"/>
             </w:tcBorders>
             <w:vAlign w:val="center"/>
@@ -367,9 +369,8 @@
             <w:tcW w:w="1454" w:type="dxa"/>
             <w:vMerge w:val="continue"/>
             <w:tcBorders>
-              <w:top w:val="single" w:sz="8" w:space="0" w:color="000000"/>
-              <w:left w:val="single" w:sz="8" w:space="0" w:color="000000"/>
-              <w:right w:val="single" w:sz="8" w:space="0" w:color="000000"/>
+              <w:left w:val="single" w:sz="8" w:space="0" w:color="000000"/>
+              <w:bottom w:val="single" w:sz="8" w:space="0" w:color="000000"/>
             </w:tcBorders>
             <w:vAlign w:val="center"/>
           </w:tcPr>
@@ -417,9 +418,8 @@
             <w:tcW w:w="1605" w:type="dxa"/>
             <w:vMerge w:val="continue"/>
             <w:tcBorders>
-              <w:top w:val="single" w:sz="8" w:space="0" w:color="000000"/>
-              <w:left w:val="single" w:sz="8" w:space="0" w:color="000000"/>
-              <w:right w:val="single" w:sz="8" w:space="0" w:color="000000"/>
+              <w:left w:val="single" w:sz="8" w:space="0" w:color="000000"/>
+              <w:bottom w:val="single" w:sz="8" w:space="0" w:color="000000"/>
             </w:tcBorders>
             <w:vAlign w:val="center"/>
           </w:tcPr>
@@ -467,9 +467,8 @@
             <w:tcW w:w="1277" w:type="dxa"/>
             <w:vMerge w:val="continue"/>
             <w:tcBorders>
-              <w:top w:val="single" w:sz="8" w:space="0" w:color="000000"/>
-              <w:left w:val="single" w:sz="8" w:space="0" w:color="000000"/>
-              <w:right w:val="single" w:sz="8" w:space="0" w:color="000000"/>
+              <w:left w:val="single" w:sz="8" w:space="0" w:color="000000"/>
+              <w:bottom w:val="single" w:sz="8" w:space="0" w:color="000000"/>
             </w:tcBorders>
             <w:vAlign w:val="center"/>
           </w:tcPr>
@@ -517,6 +516,7 @@
             <w:tcW w:w="717" w:type="dxa"/>
             <w:tcBorders>
               <w:left w:val="single" w:sz="8" w:space="0" w:color="000000"/>
+              <w:bottom w:val="single" w:sz="8" w:space="0" w:color="000000"/>
             </w:tcBorders>
             <w:vAlign w:val="center"/>
           </w:tcPr>
@@ -540,7 +540,7 @@
             <w:tcW w:w="543" w:type="dxa"/>
             <w:tcBorders>
               <w:left w:val="single" w:sz="8" w:space="0" w:color="000000"/>
-              <w:right w:val="single" w:sz="8" w:space="0" w:color="000000"/>
+              <w:bottom w:val="single" w:sz="8" w:space="0" w:color="000000"/>
             </w:tcBorders>
             <w:vAlign w:val="center"/>
           </w:tcPr>
@@ -564,8 +564,8 @@
             <w:tcW w:w="1712" w:type="dxa"/>
             <w:vMerge w:val="continue"/>
             <w:tcBorders>
-              <w:top w:val="single" w:sz="8" w:space="0" w:color="000000"/>
-              <w:left w:val="single" w:sz="8" w:space="0" w:color="000000"/>
+              <w:left w:val="single" w:sz="8" w:space="0" w:color="000000"/>
+              <w:bottom w:val="single" w:sz="8" w:space="0" w:color="000000"/>
             </w:tcBorders>
             <w:vAlign w:val="center"/>
           </w:tcPr>
@@ -613,8 +613,8 @@
             <w:tcW w:w="2337" w:type="dxa"/>
             <w:vMerge w:val="continue"/>
             <w:tcBorders>
-              <w:top w:val="single" w:sz="8" w:space="0" w:color="000000"/>
-              <w:left w:val="single" w:sz="8" w:space="0" w:color="000000"/>
+              <w:left w:val="single" w:sz="8" w:space="0" w:color="000000"/>
+              <w:bottom w:val="single" w:sz="8" w:space="0" w:color="000000"/>
               <w:right w:val="single" w:sz="8" w:space="0" w:color="000000"/>
             </w:tcBorders>
             <w:vAlign w:val="center"/>
@@ -666,7 +666,7 @@
             <w:tcW w:w="1454" w:type="dxa"/>
             <w:tcBorders>
               <w:left w:val="single" w:sz="8" w:space="0" w:color="000000"/>
-              <w:right w:val="single" w:sz="8" w:space="0" w:color="000000"/>
+              <w:bottom w:val="single" w:sz="8" w:space="0" w:color="000000"/>
             </w:tcBorders>
             <w:vAlign w:val="center"/>
           </w:tcPr>
@@ -714,7 +714,7 @@
             <w:tcW w:w="1605" w:type="dxa"/>
             <w:tcBorders>
               <w:left w:val="single" w:sz="8" w:space="0" w:color="000000"/>
-              <w:right w:val="single" w:sz="8" w:space="0" w:color="000000"/>
+              <w:bottom w:val="single" w:sz="8" w:space="0" w:color="000000"/>
             </w:tcBorders>
             <w:vAlign w:val="center"/>
           </w:tcPr>
@@ -762,7 +762,7 @@
             <w:tcW w:w="1277" w:type="dxa"/>
             <w:tcBorders>
               <w:left w:val="single" w:sz="8" w:space="0" w:color="000000"/>
-              <w:right w:val="single" w:sz="8" w:space="0" w:color="000000"/>
+              <w:bottom w:val="single" w:sz="8" w:space="0" w:color="000000"/>
             </w:tcBorders>
             <w:vAlign w:val="center"/>
           </w:tcPr>
@@ -810,6 +810,7 @@
             <w:tcW w:w="717" w:type="dxa"/>
             <w:tcBorders>
               <w:left w:val="single" w:sz="8" w:space="0" w:color="000000"/>
+              <w:bottom w:val="single" w:sz="8" w:space="0" w:color="000000"/>
             </w:tcBorders>
             <w:vAlign w:val="center"/>
           </w:tcPr>
@@ -834,7 +835,7 @@
             <w:tcW w:w="543" w:type="dxa"/>
             <w:tcBorders>
               <w:left w:val="single" w:sz="8" w:space="0" w:color="000000"/>
-              <w:right w:val="single" w:sz="8" w:space="0" w:color="000000"/>
+              <w:bottom w:val="single" w:sz="8" w:space="0" w:color="000000"/>
             </w:tcBorders>
             <w:vAlign w:val="center"/>
           </w:tcPr>
@@ -859,6 +860,7 @@
             <w:tcW w:w="1712" w:type="dxa"/>
             <w:tcBorders>
               <w:left w:val="single" w:sz="8" w:space="0" w:color="000000"/>
+              <w:bottom w:val="single" w:sz="8" w:space="0" w:color="000000"/>
             </w:tcBorders>
             <w:vAlign w:val="center"/>
           </w:tcPr>
@@ -906,6 +908,7 @@
             <w:tcW w:w="2337" w:type="dxa"/>
             <w:tcBorders>
               <w:left w:val="single" w:sz="8" w:space="0" w:color="000000"/>
+              <w:bottom w:val="single" w:sz="8" w:space="0" w:color="000000"/>
               <w:right w:val="single" w:sz="8" w:space="0" w:color="000000"/>
             </w:tcBorders>
             <w:vAlign w:val="center"/>

--- a/src/main/resources/tabela_componentes_optativos_e_eletivos.docx
+++ b/src/main/resources/tabela_componentes_optativos_e_eletivos.docx
@@ -4,7 +4,7 @@
   <w:body>
     <w:tbl>
       <w:tblPr>
-        <w:tblW w:w="9645" w:type="dxa"/>
+        <w:tblW w:w="9060" w:type="dxa"/>
         <w:jc w:val="left"/>
         <w:tblInd w:w="109" w:type="dxa"/>
         <w:tblLayout w:type="fixed"/>
@@ -17,12 +17,12 @@
       </w:tblPr>
       <w:tblGrid>
         <w:gridCol w:w="1454"/>
-        <w:gridCol w:w="1605"/>
-        <w:gridCol w:w="1277"/>
-        <w:gridCol w:w="717"/>
-        <w:gridCol w:w="543"/>
-        <w:gridCol w:w="1712"/>
-        <w:gridCol w:w="2337"/>
+        <w:gridCol w:w="1604"/>
+        <w:gridCol w:w="1278"/>
+        <w:gridCol w:w="716"/>
+        <w:gridCol w:w="544"/>
+        <w:gridCol w:w="1711"/>
+        <w:gridCol w:w="1753"/>
       </w:tblGrid>
       <w:tr>
         <w:trPr/>
@@ -35,6 +35,7 @@
               <w:left w:val="single" w:sz="8" w:space="0" w:color="000000"/>
               <w:bottom w:val="single" w:sz="8" w:space="0" w:color="000000"/>
             </w:tcBorders>
+            <w:shd w:fill="F1F3F4" w:val="clear"/>
             <w:vAlign w:val="center"/>
           </w:tcPr>
           <w:p>
@@ -58,8 +59,8 @@
                 <w:strike w:val="false"/>
                 <w:dstrike w:val="false"/>
                 <w:color w:val="000000"/>
-                <w:sz w:val="22"/>
-                <w:szCs w:val="22"/>
+                <w:sz w:val="24"/>
+                <w:szCs w:val="24"/>
                 <w:u w:val="none"/>
                 <w:effect w:val="none"/>
               </w:rPr>
@@ -74,8 +75,8 @@
                 <w:strike w:val="false"/>
                 <w:dstrike w:val="false"/>
                 <w:color w:val="000000"/>
-                <w:sz w:val="22"/>
-                <w:szCs w:val="22"/>
+                <w:sz w:val="24"/>
+                <w:szCs w:val="24"/>
                 <w:u w:val="none"/>
                 <w:effect w:val="none"/>
               </w:rPr>
@@ -88,23 +89,32 @@
                 <w:tab w:val="clear" w:pos="709"/>
               </w:tabs>
               <w:bidi w:val="0"/>
-              <w:rPr/>
-            </w:pPr>
-            <w:r>
-              <w:rPr/>
+              <w:rPr>
+                <w:rFonts w:ascii="Times New Roman" w:hAnsi="Times New Roman"/>
+                <w:sz w:val="24"/>
+                <w:szCs w:val="24"/>
+              </w:rPr>
+            </w:pPr>
+            <w:r>
+              <w:rPr>
+                <w:rFonts w:ascii="Times New Roman" w:hAnsi="Times New Roman"/>
+                <w:sz w:val="24"/>
+                <w:szCs w:val="24"/>
+              </w:rPr>
               <w:t>Código</w:t>
             </w:r>
           </w:p>
         </w:tc>
         <w:tc>
           <w:tcPr>
-            <w:tcW w:w="1605" w:type="dxa"/>
+            <w:tcW w:w="1604" w:type="dxa"/>
             <w:vMerge w:val="restart"/>
             <w:tcBorders>
               <w:top w:val="single" w:sz="8" w:space="0" w:color="000000"/>
               <w:left w:val="single" w:sz="8" w:space="0" w:color="000000"/>
               <w:bottom w:val="single" w:sz="8" w:space="0" w:color="000000"/>
             </w:tcBorders>
+            <w:shd w:fill="F1F3F4" w:val="clear"/>
             <w:vAlign w:val="center"/>
           </w:tcPr>
           <w:p>
@@ -128,8 +138,8 @@
                 <w:strike w:val="false"/>
                 <w:dstrike w:val="false"/>
                 <w:color w:val="000000"/>
-                <w:sz w:val="22"/>
-                <w:szCs w:val="22"/>
+                <w:sz w:val="24"/>
+                <w:szCs w:val="24"/>
                 <w:u w:val="none"/>
                 <w:effect w:val="none"/>
               </w:rPr>
@@ -144,8 +154,8 @@
                 <w:strike w:val="false"/>
                 <w:dstrike w:val="false"/>
                 <w:color w:val="000000"/>
-                <w:sz w:val="22"/>
-                <w:szCs w:val="22"/>
+                <w:sz w:val="24"/>
+                <w:szCs w:val="24"/>
                 <w:u w:val="none"/>
                 <w:effect w:val="none"/>
               </w:rPr>
@@ -158,10 +168,18 @@
                 <w:tab w:val="clear" w:pos="709"/>
               </w:tabs>
               <w:bidi w:val="0"/>
-              <w:rPr/>
-            </w:pPr>
-            <w:r>
-              <w:rPr/>
+              <w:rPr>
+                <w:rFonts w:ascii="Times New Roman" w:hAnsi="Times New Roman"/>
+                <w:sz w:val="24"/>
+                <w:szCs w:val="24"/>
+              </w:rPr>
+            </w:pPr>
+            <w:r>
+              <w:rPr>
+                <w:rFonts w:ascii="Times New Roman" w:hAnsi="Times New Roman"/>
+                <w:sz w:val="24"/>
+                <w:szCs w:val="24"/>
+              </w:rPr>
               <w:t>Componentes</w:t>
               <w:br/>
               <w:t>Curriculares</w:t>
@@ -170,13 +188,14 @@
         </w:tc>
         <w:tc>
           <w:tcPr>
-            <w:tcW w:w="1277" w:type="dxa"/>
+            <w:tcW w:w="1278" w:type="dxa"/>
             <w:vMerge w:val="restart"/>
             <w:tcBorders>
               <w:top w:val="single" w:sz="8" w:space="0" w:color="000000"/>
               <w:left w:val="single" w:sz="8" w:space="0" w:color="000000"/>
               <w:bottom w:val="single" w:sz="8" w:space="0" w:color="000000"/>
             </w:tcBorders>
+            <w:shd w:fill="F1F3F4" w:val="clear"/>
             <w:vAlign w:val="center"/>
           </w:tcPr>
           <w:p>
@@ -200,8 +219,8 @@
                 <w:strike w:val="false"/>
                 <w:dstrike w:val="false"/>
                 <w:color w:val="000000"/>
-                <w:sz w:val="22"/>
-                <w:szCs w:val="22"/>
+                <w:sz w:val="24"/>
+                <w:szCs w:val="24"/>
                 <w:u w:val="none"/>
                 <w:effect w:val="none"/>
               </w:rPr>
@@ -216,8 +235,8 @@
                 <w:strike w:val="false"/>
                 <w:dstrike w:val="false"/>
                 <w:color w:val="000000"/>
-                <w:sz w:val="22"/>
-                <w:szCs w:val="22"/>
+                <w:sz w:val="24"/>
+                <w:szCs w:val="24"/>
                 <w:u w:val="none"/>
                 <w:effect w:val="none"/>
               </w:rPr>
@@ -230,10 +249,18 @@
                 <w:tab w:val="clear" w:pos="709"/>
               </w:tabs>
               <w:bidi w:val="0"/>
-              <w:rPr/>
-            </w:pPr>
-            <w:r>
-              <w:rPr/>
+              <w:rPr>
+                <w:rFonts w:ascii="Times New Roman" w:hAnsi="Times New Roman"/>
+                <w:sz w:val="24"/>
+                <w:szCs w:val="24"/>
+              </w:rPr>
+            </w:pPr>
+            <w:r>
+              <w:rPr>
+                <w:rFonts w:ascii="Times New Roman" w:hAnsi="Times New Roman"/>
+                <w:sz w:val="24"/>
+                <w:szCs w:val="24"/>
+              </w:rPr>
               <w:t>Créditos</w:t>
             </w:r>
           </w:p>
@@ -247,6 +274,7 @@
               <w:left w:val="single" w:sz="8" w:space="0" w:color="000000"/>
               <w:bottom w:val="single" w:sz="8" w:space="0" w:color="000000"/>
             </w:tcBorders>
+            <w:shd w:fill="F1F3F4" w:val="clear"/>
             <w:vAlign w:val="center"/>
           </w:tcPr>
           <w:p>
@@ -256,23 +284,32 @@
                 <w:tab w:val="clear" w:pos="709"/>
               </w:tabs>
               <w:bidi w:val="0"/>
-              <w:rPr/>
-            </w:pPr>
-            <w:r>
-              <w:rPr/>
+              <w:rPr>
+                <w:rFonts w:ascii="Times New Roman" w:hAnsi="Times New Roman"/>
+                <w:sz w:val="24"/>
+                <w:szCs w:val="24"/>
+              </w:rPr>
+            </w:pPr>
+            <w:r>
+              <w:rPr>
+                <w:rFonts w:ascii="Times New Roman" w:hAnsi="Times New Roman"/>
+                <w:sz w:val="24"/>
+                <w:szCs w:val="24"/>
+              </w:rPr>
               <w:t>Total de Horas</w:t>
             </w:r>
           </w:p>
         </w:tc>
         <w:tc>
           <w:tcPr>
-            <w:tcW w:w="1712" w:type="dxa"/>
+            <w:tcW w:w="1711" w:type="dxa"/>
             <w:vMerge w:val="restart"/>
             <w:tcBorders>
               <w:top w:val="single" w:sz="8" w:space="0" w:color="000000"/>
               <w:left w:val="single" w:sz="8" w:space="0" w:color="000000"/>
               <w:bottom w:val="single" w:sz="8" w:space="0" w:color="000000"/>
             </w:tcBorders>
+            <w:shd w:fill="F1F3F4" w:val="clear"/>
             <w:vAlign w:val="center"/>
           </w:tcPr>
           <w:p>
@@ -296,8 +333,8 @@
                 <w:strike w:val="false"/>
                 <w:dstrike w:val="false"/>
                 <w:color w:val="000000"/>
-                <w:sz w:val="22"/>
-                <w:szCs w:val="22"/>
+                <w:sz w:val="24"/>
+                <w:szCs w:val="24"/>
                 <w:u w:val="none"/>
                 <w:effect w:val="none"/>
               </w:rPr>
@@ -312,8 +349,8 @@
                 <w:strike w:val="false"/>
                 <w:dstrike w:val="false"/>
                 <w:color w:val="000000"/>
-                <w:sz w:val="22"/>
-                <w:szCs w:val="22"/>
+                <w:sz w:val="24"/>
+                <w:szCs w:val="24"/>
                 <w:u w:val="none"/>
                 <w:effect w:val="none"/>
               </w:rPr>
@@ -326,17 +363,25 @@
                 <w:tab w:val="clear" w:pos="709"/>
               </w:tabs>
               <w:bidi w:val="0"/>
-              <w:rPr/>
-            </w:pPr>
-            <w:r>
-              <w:rPr/>
+              <w:rPr>
+                <w:rFonts w:ascii="Times New Roman" w:hAnsi="Times New Roman"/>
+                <w:sz w:val="24"/>
+                <w:szCs w:val="24"/>
+              </w:rPr>
+            </w:pPr>
+            <w:r>
+              <w:rPr>
+                <w:rFonts w:ascii="Times New Roman" w:hAnsi="Times New Roman"/>
+                <w:sz w:val="24"/>
+                <w:szCs w:val="24"/>
+              </w:rPr>
               <w:t>Pré-requisitos</w:t>
             </w:r>
           </w:p>
         </w:tc>
         <w:tc>
           <w:tcPr>
-            <w:tcW w:w="2337" w:type="dxa"/>
+            <w:tcW w:w="1753" w:type="dxa"/>
             <w:vMerge w:val="restart"/>
             <w:tcBorders>
               <w:top w:val="single" w:sz="8" w:space="0" w:color="000000"/>
@@ -344,6 +389,7 @@
               <w:bottom w:val="single" w:sz="8" w:space="0" w:color="000000"/>
               <w:right w:val="single" w:sz="8" w:space="0" w:color="000000"/>
             </w:tcBorders>
+            <w:shd w:fill="F1F3F4" w:val="clear"/>
             <w:vAlign w:val="center"/>
           </w:tcPr>
           <w:p>
@@ -353,10 +399,18 @@
                 <w:tab w:val="clear" w:pos="709"/>
               </w:tabs>
               <w:bidi w:val="0"/>
-              <w:rPr/>
-            </w:pPr>
-            <w:r>
-              <w:rPr/>
+              <w:rPr>
+                <w:rFonts w:ascii="Times New Roman" w:hAnsi="Times New Roman"/>
+                <w:sz w:val="24"/>
+                <w:szCs w:val="24"/>
+              </w:rPr>
+            </w:pPr>
+            <w:r>
+              <w:rPr>
+                <w:rFonts w:ascii="Times New Roman" w:hAnsi="Times New Roman"/>
+                <w:sz w:val="24"/>
+                <w:szCs w:val="24"/>
+              </w:rPr>
               <w:t>Correquisitos</w:t>
             </w:r>
           </w:p>
@@ -372,6 +426,7 @@
               <w:left w:val="single" w:sz="8" w:space="0" w:color="000000"/>
               <w:bottom w:val="single" w:sz="8" w:space="0" w:color="000000"/>
             </w:tcBorders>
+            <w:shd w:fill="F1F3F4" w:val="clear"/>
             <w:vAlign w:val="center"/>
           </w:tcPr>
           <w:p>
@@ -393,34 +448,37 @@
                 <w:strike w:val="false"/>
                 <w:dstrike w:val="false"/>
                 <w:color w:val="000000"/>
-                <w:sz w:val="22"/>
-                <w:u w:val="none"/>
-                <w:effect w:val="none"/>
-              </w:rPr>
-            </w:pPr>
-            <w:r>
-              <w:rPr>
-                <w:rFonts w:ascii="Times New Roman" w:hAnsi="Times New Roman"/>
-                <w:b/>
-                <w:i w:val="false"/>
-                <w:strike w:val="false"/>
-                <w:dstrike w:val="false"/>
-                <w:color w:val="000000"/>
-                <w:sz w:val="22"/>
-                <w:u w:val="none"/>
-                <w:effect w:val="none"/>
-              </w:rPr>
-            </w:r>
-          </w:p>
-        </w:tc>
-        <w:tc>
-          <w:tcPr>
-            <w:tcW w:w="1605" w:type="dxa"/>
+                <w:sz w:val="24"/>
+                <w:szCs w:val="24"/>
+                <w:u w:val="none"/>
+                <w:effect w:val="none"/>
+              </w:rPr>
+            </w:pPr>
+            <w:r>
+              <w:rPr>
+                <w:rFonts w:ascii="Times New Roman" w:hAnsi="Times New Roman"/>
+                <w:b/>
+                <w:i w:val="false"/>
+                <w:strike w:val="false"/>
+                <w:dstrike w:val="false"/>
+                <w:color w:val="000000"/>
+                <w:sz w:val="24"/>
+                <w:szCs w:val="24"/>
+                <w:u w:val="none"/>
+                <w:effect w:val="none"/>
+              </w:rPr>
+            </w:r>
+          </w:p>
+        </w:tc>
+        <w:tc>
+          <w:tcPr>
+            <w:tcW w:w="1604" w:type="dxa"/>
             <w:vMerge w:val="continue"/>
             <w:tcBorders>
               <w:left w:val="single" w:sz="8" w:space="0" w:color="000000"/>
               <w:bottom w:val="single" w:sz="8" w:space="0" w:color="000000"/>
             </w:tcBorders>
+            <w:shd w:fill="F1F3F4" w:val="clear"/>
             <w:vAlign w:val="center"/>
           </w:tcPr>
           <w:p>
@@ -442,34 +500,37 @@
                 <w:strike w:val="false"/>
                 <w:dstrike w:val="false"/>
                 <w:color w:val="000000"/>
-                <w:sz w:val="22"/>
-                <w:u w:val="none"/>
-                <w:effect w:val="none"/>
-              </w:rPr>
-            </w:pPr>
-            <w:r>
-              <w:rPr>
-                <w:rFonts w:ascii="Times New Roman" w:hAnsi="Times New Roman"/>
-                <w:b/>
-                <w:i w:val="false"/>
-                <w:strike w:val="false"/>
-                <w:dstrike w:val="false"/>
-                <w:color w:val="000000"/>
-                <w:sz w:val="22"/>
-                <w:u w:val="none"/>
-                <w:effect w:val="none"/>
-              </w:rPr>
-            </w:r>
-          </w:p>
-        </w:tc>
-        <w:tc>
-          <w:tcPr>
-            <w:tcW w:w="1277" w:type="dxa"/>
+                <w:sz w:val="24"/>
+                <w:szCs w:val="24"/>
+                <w:u w:val="none"/>
+                <w:effect w:val="none"/>
+              </w:rPr>
+            </w:pPr>
+            <w:r>
+              <w:rPr>
+                <w:rFonts w:ascii="Times New Roman" w:hAnsi="Times New Roman"/>
+                <w:b/>
+                <w:i w:val="false"/>
+                <w:strike w:val="false"/>
+                <w:dstrike w:val="false"/>
+                <w:color w:val="000000"/>
+                <w:sz w:val="24"/>
+                <w:szCs w:val="24"/>
+                <w:u w:val="none"/>
+                <w:effect w:val="none"/>
+              </w:rPr>
+            </w:r>
+          </w:p>
+        </w:tc>
+        <w:tc>
+          <w:tcPr>
+            <w:tcW w:w="1278" w:type="dxa"/>
             <w:vMerge w:val="continue"/>
             <w:tcBorders>
               <w:left w:val="single" w:sz="8" w:space="0" w:color="000000"/>
               <w:bottom w:val="single" w:sz="8" w:space="0" w:color="000000"/>
             </w:tcBorders>
+            <w:shd w:fill="F1F3F4" w:val="clear"/>
             <w:vAlign w:val="center"/>
           </w:tcPr>
           <w:p>
@@ -491,33 +552,36 @@
                 <w:strike w:val="false"/>
                 <w:dstrike w:val="false"/>
                 <w:color w:val="000000"/>
-                <w:sz w:val="22"/>
-                <w:u w:val="none"/>
-                <w:effect w:val="none"/>
-              </w:rPr>
-            </w:pPr>
-            <w:r>
-              <w:rPr>
-                <w:rFonts w:ascii="Times New Roman" w:hAnsi="Times New Roman"/>
-                <w:b/>
-                <w:i w:val="false"/>
-                <w:strike w:val="false"/>
-                <w:dstrike w:val="false"/>
-                <w:color w:val="000000"/>
-                <w:sz w:val="22"/>
-                <w:u w:val="none"/>
-                <w:effect w:val="none"/>
-              </w:rPr>
-            </w:r>
-          </w:p>
-        </w:tc>
-        <w:tc>
-          <w:tcPr>
-            <w:tcW w:w="717" w:type="dxa"/>
-            <w:tcBorders>
-              <w:left w:val="single" w:sz="8" w:space="0" w:color="000000"/>
-              <w:bottom w:val="single" w:sz="8" w:space="0" w:color="000000"/>
-            </w:tcBorders>
+                <w:sz w:val="24"/>
+                <w:szCs w:val="24"/>
+                <w:u w:val="none"/>
+                <w:effect w:val="none"/>
+              </w:rPr>
+            </w:pPr>
+            <w:r>
+              <w:rPr>
+                <w:rFonts w:ascii="Times New Roman" w:hAnsi="Times New Roman"/>
+                <w:b/>
+                <w:i w:val="false"/>
+                <w:strike w:val="false"/>
+                <w:dstrike w:val="false"/>
+                <w:color w:val="000000"/>
+                <w:sz w:val="24"/>
+                <w:szCs w:val="24"/>
+                <w:u w:val="none"/>
+                <w:effect w:val="none"/>
+              </w:rPr>
+            </w:r>
+          </w:p>
+        </w:tc>
+        <w:tc>
+          <w:tcPr>
+            <w:tcW w:w="716" w:type="dxa"/>
+            <w:tcBorders>
+              <w:left w:val="single" w:sz="8" w:space="0" w:color="000000"/>
+              <w:bottom w:val="single" w:sz="8" w:space="0" w:color="000000"/>
+            </w:tcBorders>
+            <w:shd w:fill="F1F3F4" w:val="clear"/>
             <w:vAlign w:val="center"/>
           </w:tcPr>
           <w:p>
@@ -527,21 +591,30 @@
                 <w:tab w:val="clear" w:pos="709"/>
               </w:tabs>
               <w:bidi w:val="0"/>
-              <w:rPr/>
-            </w:pPr>
-            <w:r>
-              <w:rPr/>
+              <w:rPr>
+                <w:rFonts w:ascii="Times New Roman" w:hAnsi="Times New Roman"/>
+                <w:sz w:val="24"/>
+                <w:szCs w:val="24"/>
+              </w:rPr>
+            </w:pPr>
+            <w:r>
+              <w:rPr>
+                <w:rFonts w:ascii="Times New Roman" w:hAnsi="Times New Roman"/>
+                <w:sz w:val="24"/>
+                <w:szCs w:val="24"/>
+              </w:rPr>
               <w:t>h/a</w:t>
             </w:r>
           </w:p>
         </w:tc>
         <w:tc>
           <w:tcPr>
-            <w:tcW w:w="543" w:type="dxa"/>
-            <w:tcBorders>
-              <w:left w:val="single" w:sz="8" w:space="0" w:color="000000"/>
-              <w:bottom w:val="single" w:sz="8" w:space="0" w:color="000000"/>
-            </w:tcBorders>
+            <w:tcW w:w="544" w:type="dxa"/>
+            <w:tcBorders>
+              <w:left w:val="single" w:sz="8" w:space="0" w:color="000000"/>
+              <w:bottom w:val="single" w:sz="8" w:space="0" w:color="000000"/>
+            </w:tcBorders>
+            <w:shd w:fill="F1F3F4" w:val="clear"/>
             <w:vAlign w:val="center"/>
           </w:tcPr>
           <w:p>
@@ -551,22 +624,31 @@
                 <w:tab w:val="clear" w:pos="709"/>
               </w:tabs>
               <w:bidi w:val="0"/>
-              <w:rPr/>
-            </w:pPr>
-            <w:r>
-              <w:rPr/>
+              <w:rPr>
+                <w:rFonts w:ascii="Times New Roman" w:hAnsi="Times New Roman"/>
+                <w:sz w:val="24"/>
+                <w:szCs w:val="24"/>
+              </w:rPr>
+            </w:pPr>
+            <w:r>
+              <w:rPr>
+                <w:rFonts w:ascii="Times New Roman" w:hAnsi="Times New Roman"/>
+                <w:sz w:val="24"/>
+                <w:szCs w:val="24"/>
+              </w:rPr>
               <w:t>h/r</w:t>
             </w:r>
           </w:p>
         </w:tc>
         <w:tc>
           <w:tcPr>
-            <w:tcW w:w="1712" w:type="dxa"/>
+            <w:tcW w:w="1711" w:type="dxa"/>
             <w:vMerge w:val="continue"/>
             <w:tcBorders>
               <w:left w:val="single" w:sz="8" w:space="0" w:color="000000"/>
               <w:bottom w:val="single" w:sz="8" w:space="0" w:color="000000"/>
             </w:tcBorders>
+            <w:shd w:fill="F1F3F4" w:val="clear"/>
             <w:vAlign w:val="center"/>
           </w:tcPr>
           <w:p>
@@ -588,35 +670,38 @@
                 <w:strike w:val="false"/>
                 <w:dstrike w:val="false"/>
                 <w:color w:val="000000"/>
-                <w:sz w:val="22"/>
-                <w:u w:val="none"/>
-                <w:effect w:val="none"/>
-              </w:rPr>
-            </w:pPr>
-            <w:r>
-              <w:rPr>
-                <w:rFonts w:ascii="Times New Roman" w:hAnsi="Times New Roman"/>
-                <w:b/>
-                <w:i w:val="false"/>
-                <w:strike w:val="false"/>
-                <w:dstrike w:val="false"/>
-                <w:color w:val="000000"/>
-                <w:sz w:val="22"/>
-                <w:u w:val="none"/>
-                <w:effect w:val="none"/>
-              </w:rPr>
-            </w:r>
-          </w:p>
-        </w:tc>
-        <w:tc>
-          <w:tcPr>
-            <w:tcW w:w="2337" w:type="dxa"/>
+                <w:sz w:val="24"/>
+                <w:szCs w:val="24"/>
+                <w:u w:val="none"/>
+                <w:effect w:val="none"/>
+              </w:rPr>
+            </w:pPr>
+            <w:r>
+              <w:rPr>
+                <w:rFonts w:ascii="Times New Roman" w:hAnsi="Times New Roman"/>
+                <w:b/>
+                <w:i w:val="false"/>
+                <w:strike w:val="false"/>
+                <w:dstrike w:val="false"/>
+                <w:color w:val="000000"/>
+                <w:sz w:val="24"/>
+                <w:szCs w:val="24"/>
+                <w:u w:val="none"/>
+                <w:effect w:val="none"/>
+              </w:rPr>
+            </w:r>
+          </w:p>
+        </w:tc>
+        <w:tc>
+          <w:tcPr>
+            <w:tcW w:w="1753" w:type="dxa"/>
             <w:vMerge w:val="continue"/>
             <w:tcBorders>
               <w:left w:val="single" w:sz="8" w:space="0" w:color="000000"/>
               <w:bottom w:val="single" w:sz="8" w:space="0" w:color="000000"/>
               <w:right w:val="single" w:sz="8" w:space="0" w:color="000000"/>
             </w:tcBorders>
+            <w:shd w:fill="F1F3F4" w:val="clear"/>
             <w:vAlign w:val="center"/>
           </w:tcPr>
           <w:p>
@@ -638,20 +723,22 @@
                 <w:strike w:val="false"/>
                 <w:dstrike w:val="false"/>
                 <w:color w:val="000000"/>
-                <w:sz w:val="22"/>
-                <w:u w:val="none"/>
-                <w:effect w:val="none"/>
-              </w:rPr>
-            </w:pPr>
-            <w:r>
-              <w:rPr>
-                <w:rFonts w:ascii="Times New Roman" w:hAnsi="Times New Roman"/>
-                <w:b/>
-                <w:i w:val="false"/>
-                <w:strike w:val="false"/>
-                <w:dstrike w:val="false"/>
-                <w:color w:val="000000"/>
-                <w:sz w:val="22"/>
+                <w:sz w:val="24"/>
+                <w:szCs w:val="24"/>
+                <w:u w:val="none"/>
+                <w:effect w:val="none"/>
+              </w:rPr>
+            </w:pPr>
+            <w:r>
+              <w:rPr>
+                <w:rFonts w:ascii="Times New Roman" w:hAnsi="Times New Roman"/>
+                <w:b/>
+                <w:i w:val="false"/>
+                <w:strike w:val="false"/>
+                <w:dstrike w:val="false"/>
+                <w:color w:val="000000"/>
+                <w:sz w:val="24"/>
+                <w:szCs w:val="24"/>
                 <w:u w:val="none"/>
                 <w:effect w:val="none"/>
               </w:rPr>
@@ -683,35 +770,39 @@
               <w:jc w:val="both"/>
               <w:rPr>
                 <w:rFonts w:ascii="Times New Roman" w:hAnsi="Times New Roman"/>
-                <w:b/>
-                <w:i w:val="false"/>
-                <w:i w:val="false"/>
-                <w:strike w:val="false"/>
-                <w:dstrike w:val="false"/>
-                <w:color w:val="000000"/>
-                <w:sz w:val="22"/>
-                <w:u w:val="none"/>
-                <w:effect w:val="none"/>
-              </w:rPr>
-            </w:pPr>
-            <w:r>
-              <w:rPr>
-                <w:rFonts w:ascii="Times New Roman" w:hAnsi="Times New Roman"/>
-                <w:b/>
-                <w:i w:val="false"/>
-                <w:strike w:val="false"/>
-                <w:dstrike w:val="false"/>
-                <w:color w:val="000000"/>
-                <w:sz w:val="22"/>
-                <w:u w:val="none"/>
-                <w:effect w:val="none"/>
-              </w:rPr>
-            </w:r>
-          </w:p>
-        </w:tc>
-        <w:tc>
-          <w:tcPr>
-            <w:tcW w:w="1605" w:type="dxa"/>
+                <w:b w:val="false"/>
+                <w:bCs w:val="false"/>
+                <w:i w:val="false"/>
+                <w:i w:val="false"/>
+                <w:strike w:val="false"/>
+                <w:dstrike w:val="false"/>
+                <w:color w:val="000000"/>
+                <w:sz w:val="24"/>
+                <w:szCs w:val="24"/>
+                <w:u w:val="none"/>
+                <w:effect w:val="none"/>
+              </w:rPr>
+            </w:pPr>
+            <w:r>
+              <w:rPr>
+                <w:rFonts w:ascii="Times New Roman" w:hAnsi="Times New Roman"/>
+                <w:b w:val="false"/>
+                <w:bCs w:val="false"/>
+                <w:i w:val="false"/>
+                <w:strike w:val="false"/>
+                <w:dstrike w:val="false"/>
+                <w:color w:val="000000"/>
+                <w:sz w:val="24"/>
+                <w:szCs w:val="24"/>
+                <w:u w:val="none"/>
+                <w:effect w:val="none"/>
+              </w:rPr>
+            </w:r>
+          </w:p>
+        </w:tc>
+        <w:tc>
+          <w:tcPr>
+            <w:tcW w:w="1604" w:type="dxa"/>
             <w:tcBorders>
               <w:left w:val="single" w:sz="8" w:space="0" w:color="000000"/>
               <w:bottom w:val="single" w:sz="8" w:space="0" w:color="000000"/>
@@ -731,35 +822,39 @@
               <w:jc w:val="both"/>
               <w:rPr>
                 <w:rFonts w:ascii="Times New Roman" w:hAnsi="Times New Roman"/>
-                <w:b/>
-                <w:i w:val="false"/>
-                <w:i w:val="false"/>
-                <w:strike w:val="false"/>
-                <w:dstrike w:val="false"/>
-                <w:color w:val="000000"/>
-                <w:sz w:val="22"/>
-                <w:u w:val="none"/>
-                <w:effect w:val="none"/>
-              </w:rPr>
-            </w:pPr>
-            <w:r>
-              <w:rPr>
-                <w:rFonts w:ascii="Times New Roman" w:hAnsi="Times New Roman"/>
-                <w:b/>
-                <w:i w:val="false"/>
-                <w:strike w:val="false"/>
-                <w:dstrike w:val="false"/>
-                <w:color w:val="000000"/>
-                <w:sz w:val="22"/>
-                <w:u w:val="none"/>
-                <w:effect w:val="none"/>
-              </w:rPr>
-            </w:r>
-          </w:p>
-        </w:tc>
-        <w:tc>
-          <w:tcPr>
-            <w:tcW w:w="1277" w:type="dxa"/>
+                <w:b w:val="false"/>
+                <w:bCs w:val="false"/>
+                <w:i w:val="false"/>
+                <w:i w:val="false"/>
+                <w:strike w:val="false"/>
+                <w:dstrike w:val="false"/>
+                <w:color w:val="000000"/>
+                <w:sz w:val="24"/>
+                <w:szCs w:val="24"/>
+                <w:u w:val="none"/>
+                <w:effect w:val="none"/>
+              </w:rPr>
+            </w:pPr>
+            <w:r>
+              <w:rPr>
+                <w:rFonts w:ascii="Times New Roman" w:hAnsi="Times New Roman"/>
+                <w:b w:val="false"/>
+                <w:bCs w:val="false"/>
+                <w:i w:val="false"/>
+                <w:strike w:val="false"/>
+                <w:dstrike w:val="false"/>
+                <w:color w:val="000000"/>
+                <w:sz w:val="24"/>
+                <w:szCs w:val="24"/>
+                <w:u w:val="none"/>
+                <w:effect w:val="none"/>
+              </w:rPr>
+            </w:r>
+          </w:p>
+        </w:tc>
+        <w:tc>
+          <w:tcPr>
+            <w:tcW w:w="1278" w:type="dxa"/>
             <w:tcBorders>
               <w:left w:val="single" w:sz="8" w:space="0" w:color="000000"/>
               <w:bottom w:val="single" w:sz="8" w:space="0" w:color="000000"/>
@@ -779,35 +874,39 @@
               <w:jc w:val="both"/>
               <w:rPr>
                 <w:rFonts w:ascii="Times New Roman" w:hAnsi="Times New Roman"/>
-                <w:b/>
-                <w:i w:val="false"/>
-                <w:i w:val="false"/>
-                <w:strike w:val="false"/>
-                <w:dstrike w:val="false"/>
-                <w:color w:val="000000"/>
-                <w:sz w:val="22"/>
-                <w:u w:val="none"/>
-                <w:effect w:val="none"/>
-              </w:rPr>
-            </w:pPr>
-            <w:r>
-              <w:rPr>
-                <w:rFonts w:ascii="Times New Roman" w:hAnsi="Times New Roman"/>
-                <w:b/>
-                <w:i w:val="false"/>
-                <w:strike w:val="false"/>
-                <w:dstrike w:val="false"/>
-                <w:color w:val="000000"/>
-                <w:sz w:val="22"/>
-                <w:u w:val="none"/>
-                <w:effect w:val="none"/>
-              </w:rPr>
-            </w:r>
-          </w:p>
-        </w:tc>
-        <w:tc>
-          <w:tcPr>
-            <w:tcW w:w="717" w:type="dxa"/>
+                <w:b w:val="false"/>
+                <w:bCs w:val="false"/>
+                <w:i w:val="false"/>
+                <w:i w:val="false"/>
+                <w:strike w:val="false"/>
+                <w:dstrike w:val="false"/>
+                <w:color w:val="000000"/>
+                <w:sz w:val="24"/>
+                <w:szCs w:val="24"/>
+                <w:u w:val="none"/>
+                <w:effect w:val="none"/>
+              </w:rPr>
+            </w:pPr>
+            <w:r>
+              <w:rPr>
+                <w:rFonts w:ascii="Times New Roman" w:hAnsi="Times New Roman"/>
+                <w:b w:val="false"/>
+                <w:bCs w:val="false"/>
+                <w:i w:val="false"/>
+                <w:strike w:val="false"/>
+                <w:dstrike w:val="false"/>
+                <w:color w:val="000000"/>
+                <w:sz w:val="24"/>
+                <w:szCs w:val="24"/>
+                <w:u w:val="none"/>
+                <w:effect w:val="none"/>
+              </w:rPr>
+            </w:r>
+          </w:p>
+        </w:tc>
+        <w:tc>
+          <w:tcPr>
+            <w:tcW w:w="716" w:type="dxa"/>
             <w:tcBorders>
               <w:left w:val="single" w:sz="8" w:space="0" w:color="000000"/>
               <w:bottom w:val="single" w:sz="8" w:space="0" w:color="000000"/>
@@ -822,17 +921,27 @@
               </w:tabs>
               <w:bidi w:val="0"/>
               <w:rPr>
-                <w:rFonts w:ascii="Liberation Serif" w:hAnsi="Liberation Serif"/>
-              </w:rPr>
-            </w:pPr>
-            <w:r>
-              <w:rPr/>
-            </w:r>
-          </w:p>
-        </w:tc>
-        <w:tc>
-          <w:tcPr>
-            <w:tcW w:w="543" w:type="dxa"/>
+                <w:rFonts w:ascii="Times New Roman" w:hAnsi="Times New Roman"/>
+                <w:b w:val="false"/>
+                <w:bCs w:val="false"/>
+                <w:sz w:val="24"/>
+                <w:szCs w:val="24"/>
+              </w:rPr>
+            </w:pPr>
+            <w:r>
+              <w:rPr>
+                <w:rFonts w:ascii="Times New Roman" w:hAnsi="Times New Roman"/>
+                <w:b w:val="false"/>
+                <w:bCs w:val="false"/>
+                <w:sz w:val="24"/>
+                <w:szCs w:val="24"/>
+              </w:rPr>
+            </w:r>
+          </w:p>
+        </w:tc>
+        <w:tc>
+          <w:tcPr>
+            <w:tcW w:w="544" w:type="dxa"/>
             <w:tcBorders>
               <w:left w:val="single" w:sz="8" w:space="0" w:color="000000"/>
               <w:bottom w:val="single" w:sz="8" w:space="0" w:color="000000"/>
@@ -847,17 +956,27 @@
               </w:tabs>
               <w:bidi w:val="0"/>
               <w:rPr>
-                <w:rFonts w:ascii="Liberation Serif" w:hAnsi="Liberation Serif"/>
-              </w:rPr>
-            </w:pPr>
-            <w:r>
-              <w:rPr/>
-            </w:r>
-          </w:p>
-        </w:tc>
-        <w:tc>
-          <w:tcPr>
-            <w:tcW w:w="1712" w:type="dxa"/>
+                <w:rFonts w:ascii="Times New Roman" w:hAnsi="Times New Roman"/>
+                <w:b w:val="false"/>
+                <w:bCs w:val="false"/>
+                <w:sz w:val="24"/>
+                <w:szCs w:val="24"/>
+              </w:rPr>
+            </w:pPr>
+            <w:r>
+              <w:rPr>
+                <w:rFonts w:ascii="Times New Roman" w:hAnsi="Times New Roman"/>
+                <w:b w:val="false"/>
+                <w:bCs w:val="false"/>
+                <w:sz w:val="24"/>
+                <w:szCs w:val="24"/>
+              </w:rPr>
+            </w:r>
+          </w:p>
+        </w:tc>
+        <w:tc>
+          <w:tcPr>
+            <w:tcW w:w="1711" w:type="dxa"/>
             <w:tcBorders>
               <w:left w:val="single" w:sz="8" w:space="0" w:color="000000"/>
               <w:bottom w:val="single" w:sz="8" w:space="0" w:color="000000"/>
@@ -877,35 +996,39 @@
               <w:jc w:val="both"/>
               <w:rPr>
                 <w:rFonts w:ascii="Times New Roman" w:hAnsi="Times New Roman"/>
-                <w:b/>
-                <w:i w:val="false"/>
-                <w:i w:val="false"/>
-                <w:strike w:val="false"/>
-                <w:dstrike w:val="false"/>
-                <w:color w:val="000000"/>
-                <w:sz w:val="22"/>
-                <w:u w:val="none"/>
-                <w:effect w:val="none"/>
-              </w:rPr>
-            </w:pPr>
-            <w:r>
-              <w:rPr>
-                <w:rFonts w:ascii="Times New Roman" w:hAnsi="Times New Roman"/>
-                <w:b/>
-                <w:i w:val="false"/>
-                <w:strike w:val="false"/>
-                <w:dstrike w:val="false"/>
-                <w:color w:val="000000"/>
-                <w:sz w:val="22"/>
-                <w:u w:val="none"/>
-                <w:effect w:val="none"/>
-              </w:rPr>
-            </w:r>
-          </w:p>
-        </w:tc>
-        <w:tc>
-          <w:tcPr>
-            <w:tcW w:w="2337" w:type="dxa"/>
+                <w:b w:val="false"/>
+                <w:bCs w:val="false"/>
+                <w:i w:val="false"/>
+                <w:i w:val="false"/>
+                <w:strike w:val="false"/>
+                <w:dstrike w:val="false"/>
+                <w:color w:val="000000"/>
+                <w:sz w:val="24"/>
+                <w:szCs w:val="24"/>
+                <w:u w:val="none"/>
+                <w:effect w:val="none"/>
+              </w:rPr>
+            </w:pPr>
+            <w:r>
+              <w:rPr>
+                <w:rFonts w:ascii="Times New Roman" w:hAnsi="Times New Roman"/>
+                <w:b w:val="false"/>
+                <w:bCs w:val="false"/>
+                <w:i w:val="false"/>
+                <w:strike w:val="false"/>
+                <w:dstrike w:val="false"/>
+                <w:color w:val="000000"/>
+                <w:sz w:val="24"/>
+                <w:szCs w:val="24"/>
+                <w:u w:val="none"/>
+                <w:effect w:val="none"/>
+              </w:rPr>
+            </w:r>
+          </w:p>
+        </w:tc>
+        <w:tc>
+          <w:tcPr>
+            <w:tcW w:w="1753" w:type="dxa"/>
             <w:tcBorders>
               <w:left w:val="single" w:sz="8" w:space="0" w:color="000000"/>
               <w:bottom w:val="single" w:sz="8" w:space="0" w:color="000000"/>
@@ -926,26 +1049,30 @@
               <w:jc w:val="both"/>
               <w:rPr>
                 <w:rFonts w:ascii="Times New Roman" w:hAnsi="Times New Roman"/>
-                <w:b/>
-                <w:i w:val="false"/>
-                <w:i w:val="false"/>
-                <w:strike w:val="false"/>
-                <w:dstrike w:val="false"/>
-                <w:color w:val="000000"/>
-                <w:sz w:val="22"/>
-                <w:u w:val="none"/>
-                <w:effect w:val="none"/>
-              </w:rPr>
-            </w:pPr>
-            <w:r>
-              <w:rPr>
-                <w:rFonts w:ascii="Times New Roman" w:hAnsi="Times New Roman"/>
-                <w:b/>
-                <w:i w:val="false"/>
-                <w:strike w:val="false"/>
-                <w:dstrike w:val="false"/>
-                <w:color w:val="000000"/>
-                <w:sz w:val="22"/>
+                <w:b w:val="false"/>
+                <w:bCs w:val="false"/>
+                <w:i w:val="false"/>
+                <w:i w:val="false"/>
+                <w:strike w:val="false"/>
+                <w:dstrike w:val="false"/>
+                <w:color w:val="000000"/>
+                <w:sz w:val="24"/>
+                <w:szCs w:val="24"/>
+                <w:u w:val="none"/>
+                <w:effect w:val="none"/>
+              </w:rPr>
+            </w:pPr>
+            <w:r>
+              <w:rPr>
+                <w:rFonts w:ascii="Times New Roman" w:hAnsi="Times New Roman"/>
+                <w:b w:val="false"/>
+                <w:bCs w:val="false"/>
+                <w:i w:val="false"/>
+                <w:strike w:val="false"/>
+                <w:dstrike w:val="false"/>
+                <w:color w:val="000000"/>
+                <w:sz w:val="24"/>
+                <w:szCs w:val="24"/>
                 <w:u w:val="none"/>
                 <w:effect w:val="none"/>
               </w:rPr>
@@ -994,7 +1121,7 @@
     <w:sectPr>
       <w:type w:val="nextPage"/>
       <w:pgSz w:w="11906" w:h="16838"/>
-      <w:pgMar w:left="1134" w:right="1134" w:gutter="0" w:header="0" w:top="1134" w:footer="0" w:bottom="1134"/>
+      <w:pgMar w:left="1701" w:right="1134" w:gutter="0" w:header="0" w:top="1701" w:footer="0" w:bottom="1134"/>
       <w:pgNumType w:fmt="decimal"/>
       <w:formProt w:val="false"/>
       <w:textDirection w:val="lrTb"/>

--- a/src/main/resources/tabela_componentes_optativos_e_eletivos.docx
+++ b/src/main/resources/tabela_componentes_optativos_e_eletivos.docx
@@ -16,19 +16,19 @@
         </w:tblCellMar>
       </w:tblPr>
       <w:tblGrid>
-        <w:gridCol w:w="1454"/>
-        <w:gridCol w:w="1604"/>
-        <w:gridCol w:w="1278"/>
-        <w:gridCol w:w="716"/>
-        <w:gridCol w:w="544"/>
-        <w:gridCol w:w="1711"/>
-        <w:gridCol w:w="1753"/>
+        <w:gridCol w:w="960"/>
+        <w:gridCol w:w="1635"/>
+        <w:gridCol w:w="1140"/>
+        <w:gridCol w:w="1185"/>
+        <w:gridCol w:w="1140"/>
+        <w:gridCol w:w="1365"/>
+        <w:gridCol w:w="1635"/>
       </w:tblGrid>
       <w:tr>
         <w:trPr/>
         <w:tc>
           <w:tcPr>
-            <w:tcW w:w="1454" w:type="dxa"/>
+            <w:tcW w:w="960" w:type="dxa"/>
             <w:vMerge w:val="restart"/>
             <w:tcBorders>
               <w:top w:val="single" w:sz="8" w:space="0" w:color="000000"/>
@@ -107,7 +107,7 @@
         </w:tc>
         <w:tc>
           <w:tcPr>
-            <w:tcW w:w="1604" w:type="dxa"/>
+            <w:tcW w:w="1635" w:type="dxa"/>
             <w:vMerge w:val="restart"/>
             <w:tcBorders>
               <w:top w:val="single" w:sz="8" w:space="0" w:color="000000"/>
@@ -188,7 +188,7 @@
         </w:tc>
         <w:tc>
           <w:tcPr>
-            <w:tcW w:w="1278" w:type="dxa"/>
+            <w:tcW w:w="1140" w:type="dxa"/>
             <w:vMerge w:val="restart"/>
             <w:tcBorders>
               <w:top w:val="single" w:sz="8" w:space="0" w:color="000000"/>
@@ -267,7 +267,7 @@
         </w:tc>
         <w:tc>
           <w:tcPr>
-            <w:tcW w:w="1260" w:type="dxa"/>
+            <w:tcW w:w="2325" w:type="dxa"/>
             <w:gridSpan w:val="2"/>
             <w:tcBorders>
               <w:top w:val="single" w:sz="8" w:space="0" w:color="000000"/>
@@ -302,7 +302,7 @@
         </w:tc>
         <w:tc>
           <w:tcPr>
-            <w:tcW w:w="1711" w:type="dxa"/>
+            <w:tcW w:w="1365" w:type="dxa"/>
             <w:vMerge w:val="restart"/>
             <w:tcBorders>
               <w:top w:val="single" w:sz="8" w:space="0" w:color="000000"/>
@@ -381,7 +381,7 @@
         </w:tc>
         <w:tc>
           <w:tcPr>
-            <w:tcW w:w="1753" w:type="dxa"/>
+            <w:tcW w:w="1635" w:type="dxa"/>
             <w:vMerge w:val="restart"/>
             <w:tcBorders>
               <w:top w:val="single" w:sz="8" w:space="0" w:color="000000"/>
@@ -420,7 +420,7 @@
         <w:trPr/>
         <w:tc>
           <w:tcPr>
-            <w:tcW w:w="1454" w:type="dxa"/>
+            <w:tcW w:w="960" w:type="dxa"/>
             <w:vMerge w:val="continue"/>
             <w:tcBorders>
               <w:left w:val="single" w:sz="8" w:space="0" w:color="000000"/>
@@ -472,7 +472,7 @@
         </w:tc>
         <w:tc>
           <w:tcPr>
-            <w:tcW w:w="1604" w:type="dxa"/>
+            <w:tcW w:w="1635" w:type="dxa"/>
             <w:vMerge w:val="continue"/>
             <w:tcBorders>
               <w:left w:val="single" w:sz="8" w:space="0" w:color="000000"/>
@@ -524,7 +524,7 @@
         </w:tc>
         <w:tc>
           <w:tcPr>
-            <w:tcW w:w="1278" w:type="dxa"/>
+            <w:tcW w:w="1140" w:type="dxa"/>
             <w:vMerge w:val="continue"/>
             <w:tcBorders>
               <w:left w:val="single" w:sz="8" w:space="0" w:color="000000"/>
@@ -576,7 +576,7 @@
         </w:tc>
         <w:tc>
           <w:tcPr>
-            <w:tcW w:w="716" w:type="dxa"/>
+            <w:tcW w:w="1185" w:type="dxa"/>
             <w:tcBorders>
               <w:left w:val="single" w:sz="8" w:space="0" w:color="000000"/>
               <w:bottom w:val="single" w:sz="8" w:space="0" w:color="000000"/>
@@ -609,7 +609,7 @@
         </w:tc>
         <w:tc>
           <w:tcPr>
-            <w:tcW w:w="544" w:type="dxa"/>
+            <w:tcW w:w="1140" w:type="dxa"/>
             <w:tcBorders>
               <w:left w:val="single" w:sz="8" w:space="0" w:color="000000"/>
               <w:bottom w:val="single" w:sz="8" w:space="0" w:color="000000"/>
@@ -642,7 +642,7 @@
         </w:tc>
         <w:tc>
           <w:tcPr>
-            <w:tcW w:w="1711" w:type="dxa"/>
+            <w:tcW w:w="1365" w:type="dxa"/>
             <w:vMerge w:val="continue"/>
             <w:tcBorders>
               <w:left w:val="single" w:sz="8" w:space="0" w:color="000000"/>
@@ -694,7 +694,7 @@
         </w:tc>
         <w:tc>
           <w:tcPr>
-            <w:tcW w:w="1753" w:type="dxa"/>
+            <w:tcW w:w="1635" w:type="dxa"/>
             <w:vMerge w:val="continue"/>
             <w:tcBorders>
               <w:left w:val="single" w:sz="8" w:space="0" w:color="000000"/>
@@ -750,7 +750,7 @@
         <w:trPr/>
         <w:tc>
           <w:tcPr>
-            <w:tcW w:w="1454" w:type="dxa"/>
+            <w:tcW w:w="960" w:type="dxa"/>
             <w:tcBorders>
               <w:left w:val="single" w:sz="8" w:space="0" w:color="000000"/>
               <w:bottom w:val="single" w:sz="8" w:space="0" w:color="000000"/>
@@ -802,7 +802,7 @@
         </w:tc>
         <w:tc>
           <w:tcPr>
-            <w:tcW w:w="1604" w:type="dxa"/>
+            <w:tcW w:w="1635" w:type="dxa"/>
             <w:tcBorders>
               <w:left w:val="single" w:sz="8" w:space="0" w:color="000000"/>
               <w:bottom w:val="single" w:sz="8" w:space="0" w:color="000000"/>
@@ -854,7 +854,7 @@
         </w:tc>
         <w:tc>
           <w:tcPr>
-            <w:tcW w:w="1278" w:type="dxa"/>
+            <w:tcW w:w="1140" w:type="dxa"/>
             <w:tcBorders>
               <w:left w:val="single" w:sz="8" w:space="0" w:color="000000"/>
               <w:bottom w:val="single" w:sz="8" w:space="0" w:color="000000"/>
@@ -906,7 +906,7 @@
         </w:tc>
         <w:tc>
           <w:tcPr>
-            <w:tcW w:w="716" w:type="dxa"/>
+            <w:tcW w:w="1185" w:type="dxa"/>
             <w:tcBorders>
               <w:left w:val="single" w:sz="8" w:space="0" w:color="000000"/>
               <w:bottom w:val="single" w:sz="8" w:space="0" w:color="000000"/>
@@ -941,7 +941,7 @@
         </w:tc>
         <w:tc>
           <w:tcPr>
-            <w:tcW w:w="544" w:type="dxa"/>
+            <w:tcW w:w="1140" w:type="dxa"/>
             <w:tcBorders>
               <w:left w:val="single" w:sz="8" w:space="0" w:color="000000"/>
               <w:bottom w:val="single" w:sz="8" w:space="0" w:color="000000"/>
@@ -976,7 +976,7 @@
         </w:tc>
         <w:tc>
           <w:tcPr>
-            <w:tcW w:w="1711" w:type="dxa"/>
+            <w:tcW w:w="1365" w:type="dxa"/>
             <w:tcBorders>
               <w:left w:val="single" w:sz="8" w:space="0" w:color="000000"/>
               <w:bottom w:val="single" w:sz="8" w:space="0" w:color="000000"/>
@@ -1028,7 +1028,7 @@
         </w:tc>
         <w:tc>
           <w:tcPr>
-            <w:tcW w:w="1753" w:type="dxa"/>
+            <w:tcW w:w="1635" w:type="dxa"/>
             <w:tcBorders>
               <w:left w:val="single" w:sz="8" w:space="0" w:color="000000"/>
               <w:bottom w:val="single" w:sz="8" w:space="0" w:color="000000"/>

--- a/src/main/resources/tabela_componentes_optativos_e_eletivos.docx
+++ b/src/main/resources/tabela_componentes_optativos_e_eletivos.docx
@@ -17,12 +17,12 @@
       </w:tblPr>
       <w:tblGrid>
         <w:gridCol w:w="960"/>
-        <w:gridCol w:w="1635"/>
-        <w:gridCol w:w="1140"/>
-        <w:gridCol w:w="1185"/>
-        <w:gridCol w:w="1140"/>
-        <w:gridCol w:w="1365"/>
-        <w:gridCol w:w="1635"/>
+        <w:gridCol w:w="1634"/>
+        <w:gridCol w:w="1141"/>
+        <w:gridCol w:w="1184"/>
+        <w:gridCol w:w="1141"/>
+        <w:gridCol w:w="1364"/>
+        <w:gridCol w:w="1636"/>
       </w:tblGrid>
       <w:tr>
         <w:trPr/>
@@ -107,7 +107,7 @@
         </w:tc>
         <w:tc>
           <w:tcPr>
-            <w:tcW w:w="1635" w:type="dxa"/>
+            <w:tcW w:w="1634" w:type="dxa"/>
             <w:vMerge w:val="restart"/>
             <w:tcBorders>
               <w:top w:val="single" w:sz="8" w:space="0" w:color="000000"/>
@@ -188,7 +188,7 @@
         </w:tc>
         <w:tc>
           <w:tcPr>
-            <w:tcW w:w="1140" w:type="dxa"/>
+            <w:tcW w:w="1141" w:type="dxa"/>
             <w:vMerge w:val="restart"/>
             <w:tcBorders>
               <w:top w:val="single" w:sz="8" w:space="0" w:color="000000"/>
@@ -302,7 +302,7 @@
         </w:tc>
         <w:tc>
           <w:tcPr>
-            <w:tcW w:w="1365" w:type="dxa"/>
+            <w:tcW w:w="1364" w:type="dxa"/>
             <w:vMerge w:val="restart"/>
             <w:tcBorders>
               <w:top w:val="single" w:sz="8" w:space="0" w:color="000000"/>
@@ -381,7 +381,7 @@
         </w:tc>
         <w:tc>
           <w:tcPr>
-            <w:tcW w:w="1635" w:type="dxa"/>
+            <w:tcW w:w="1636" w:type="dxa"/>
             <w:vMerge w:val="restart"/>
             <w:tcBorders>
               <w:top w:val="single" w:sz="8" w:space="0" w:color="000000"/>
@@ -472,7 +472,7 @@
         </w:tc>
         <w:tc>
           <w:tcPr>
-            <w:tcW w:w="1635" w:type="dxa"/>
+            <w:tcW w:w="1634" w:type="dxa"/>
             <w:vMerge w:val="continue"/>
             <w:tcBorders>
               <w:left w:val="single" w:sz="8" w:space="0" w:color="000000"/>
@@ -524,7 +524,7 @@
         </w:tc>
         <w:tc>
           <w:tcPr>
-            <w:tcW w:w="1140" w:type="dxa"/>
+            <w:tcW w:w="1141" w:type="dxa"/>
             <w:vMerge w:val="continue"/>
             <w:tcBorders>
               <w:left w:val="single" w:sz="8" w:space="0" w:color="000000"/>
@@ -576,7 +576,7 @@
         </w:tc>
         <w:tc>
           <w:tcPr>
-            <w:tcW w:w="1185" w:type="dxa"/>
+            <w:tcW w:w="1184" w:type="dxa"/>
             <w:tcBorders>
               <w:left w:val="single" w:sz="8" w:space="0" w:color="000000"/>
               <w:bottom w:val="single" w:sz="8" w:space="0" w:color="000000"/>
@@ -603,13 +603,13 @@
                 <w:sz w:val="24"/>
                 <w:szCs w:val="24"/>
               </w:rPr>
-              <w:t>h/a</w:t>
-            </w:r>
-          </w:p>
-        </w:tc>
-        <w:tc>
-          <w:tcPr>
-            <w:tcW w:w="1140" w:type="dxa"/>
+              <w:t>H/A</w:t>
+            </w:r>
+          </w:p>
+        </w:tc>
+        <w:tc>
+          <w:tcPr>
+            <w:tcW w:w="1141" w:type="dxa"/>
             <w:tcBorders>
               <w:left w:val="single" w:sz="8" w:space="0" w:color="000000"/>
               <w:bottom w:val="single" w:sz="8" w:space="0" w:color="000000"/>
@@ -636,13 +636,13 @@
                 <w:sz w:val="24"/>
                 <w:szCs w:val="24"/>
               </w:rPr>
-              <w:t>h/r</w:t>
-            </w:r>
-          </w:p>
-        </w:tc>
-        <w:tc>
-          <w:tcPr>
-            <w:tcW w:w="1365" w:type="dxa"/>
+              <w:t>H/R</w:t>
+            </w:r>
+          </w:p>
+        </w:tc>
+        <w:tc>
+          <w:tcPr>
+            <w:tcW w:w="1364" w:type="dxa"/>
             <w:vMerge w:val="continue"/>
             <w:tcBorders>
               <w:left w:val="single" w:sz="8" w:space="0" w:color="000000"/>
@@ -694,7 +694,7 @@
         </w:tc>
         <w:tc>
           <w:tcPr>
-            <w:tcW w:w="1635" w:type="dxa"/>
+            <w:tcW w:w="1636" w:type="dxa"/>
             <w:vMerge w:val="continue"/>
             <w:tcBorders>
               <w:left w:val="single" w:sz="8" w:space="0" w:color="000000"/>
@@ -802,7 +802,7 @@
         </w:tc>
         <w:tc>
           <w:tcPr>
-            <w:tcW w:w="1635" w:type="dxa"/>
+            <w:tcW w:w="1634" w:type="dxa"/>
             <w:tcBorders>
               <w:left w:val="single" w:sz="8" w:space="0" w:color="000000"/>
               <w:bottom w:val="single" w:sz="8" w:space="0" w:color="000000"/>
@@ -854,7 +854,7 @@
         </w:tc>
         <w:tc>
           <w:tcPr>
-            <w:tcW w:w="1140" w:type="dxa"/>
+            <w:tcW w:w="1141" w:type="dxa"/>
             <w:tcBorders>
               <w:left w:val="single" w:sz="8" w:space="0" w:color="000000"/>
               <w:bottom w:val="single" w:sz="8" w:space="0" w:color="000000"/>
@@ -906,7 +906,7 @@
         </w:tc>
         <w:tc>
           <w:tcPr>
-            <w:tcW w:w="1185" w:type="dxa"/>
+            <w:tcW w:w="1184" w:type="dxa"/>
             <w:tcBorders>
               <w:left w:val="single" w:sz="8" w:space="0" w:color="000000"/>
               <w:bottom w:val="single" w:sz="8" w:space="0" w:color="000000"/>
@@ -941,7 +941,7 @@
         </w:tc>
         <w:tc>
           <w:tcPr>
-            <w:tcW w:w="1140" w:type="dxa"/>
+            <w:tcW w:w="1141" w:type="dxa"/>
             <w:tcBorders>
               <w:left w:val="single" w:sz="8" w:space="0" w:color="000000"/>
               <w:bottom w:val="single" w:sz="8" w:space="0" w:color="000000"/>
@@ -976,7 +976,7 @@
         </w:tc>
         <w:tc>
           <w:tcPr>
-            <w:tcW w:w="1365" w:type="dxa"/>
+            <w:tcW w:w="1364" w:type="dxa"/>
             <w:tcBorders>
               <w:left w:val="single" w:sz="8" w:space="0" w:color="000000"/>
               <w:bottom w:val="single" w:sz="8" w:space="0" w:color="000000"/>
@@ -1028,7 +1028,7 @@
         </w:tc>
         <w:tc>
           <w:tcPr>
-            <w:tcW w:w="1635" w:type="dxa"/>
+            <w:tcW w:w="1636" w:type="dxa"/>
             <w:tcBorders>
               <w:left w:val="single" w:sz="8" w:space="0" w:color="000000"/>
               <w:bottom w:val="single" w:sz="8" w:space="0" w:color="000000"/>

--- a/src/main/resources/tabela_componentes_optativos_e_eletivos.docx
+++ b/src/main/resources/tabela_componentes_optativos_e_eletivos.docx
@@ -4,9 +4,9 @@
   <w:body>
     <w:tbl>
       <w:tblPr>
-        <w:tblW w:w="9060" w:type="dxa"/>
+        <w:tblW w:w="9075" w:type="dxa"/>
         <w:jc w:val="left"/>
-        <w:tblInd w:w="109" w:type="dxa"/>
+        <w:tblInd w:w="114" w:type="dxa"/>
         <w:tblLayout w:type="fixed"/>
         <w:tblCellMar>
           <w:top w:w="100" w:type="dxa"/>
@@ -16,26 +16,28 @@
         </w:tblCellMar>
       </w:tblPr>
       <w:tblGrid>
-        <w:gridCol w:w="960"/>
-        <w:gridCol w:w="1634"/>
-        <w:gridCol w:w="1141"/>
-        <w:gridCol w:w="1184"/>
-        <w:gridCol w:w="1141"/>
-        <w:gridCol w:w="1364"/>
-        <w:gridCol w:w="1636"/>
+        <w:gridCol w:w="1065"/>
+        <w:gridCol w:w="1650"/>
+        <w:gridCol w:w="1122"/>
+        <w:gridCol w:w="1022"/>
+        <w:gridCol w:w="916"/>
+        <w:gridCol w:w="1692"/>
+        <w:gridCol w:w="1608"/>
       </w:tblGrid>
       <w:tr>
-        <w:trPr/>
-        <w:tc>
-          <w:tcPr>
-            <w:tcW w:w="960" w:type="dxa"/>
+        <w:trPr>
+          <w:trHeight w:val="450" w:hRule="atLeast"/>
+        </w:trPr>
+        <w:tc>
+          <w:tcPr>
+            <w:tcW w:w="1065" w:type="dxa"/>
             <w:vMerge w:val="restart"/>
             <w:tcBorders>
               <w:top w:val="single" w:sz="8" w:space="0" w:color="000000"/>
               <w:left w:val="single" w:sz="8" w:space="0" w:color="000000"/>
               <w:bottom w:val="single" w:sz="8" w:space="0" w:color="000000"/>
             </w:tcBorders>
-            <w:shd w:fill="F1F3F4" w:val="clear"/>
+            <w:shd w:fill="EEEEEE" w:val="clear"/>
             <w:vAlign w:val="center"/>
           </w:tcPr>
           <w:p>
@@ -107,14 +109,14 @@
         </w:tc>
         <w:tc>
           <w:tcPr>
-            <w:tcW w:w="1634" w:type="dxa"/>
+            <w:tcW w:w="1650" w:type="dxa"/>
             <w:vMerge w:val="restart"/>
             <w:tcBorders>
               <w:top w:val="single" w:sz="8" w:space="0" w:color="000000"/>
               <w:left w:val="single" w:sz="8" w:space="0" w:color="000000"/>
               <w:bottom w:val="single" w:sz="8" w:space="0" w:color="000000"/>
             </w:tcBorders>
-            <w:shd w:fill="F1F3F4" w:val="clear"/>
+            <w:shd w:fill="EEEEEE" w:val="clear"/>
             <w:vAlign w:val="center"/>
           </w:tcPr>
           <w:p>
@@ -188,14 +190,14 @@
         </w:tc>
         <w:tc>
           <w:tcPr>
-            <w:tcW w:w="1141" w:type="dxa"/>
+            <w:tcW w:w="1122" w:type="dxa"/>
             <w:vMerge w:val="restart"/>
             <w:tcBorders>
               <w:top w:val="single" w:sz="8" w:space="0" w:color="000000"/>
               <w:left w:val="single" w:sz="8" w:space="0" w:color="000000"/>
               <w:bottom w:val="single" w:sz="8" w:space="0" w:color="000000"/>
             </w:tcBorders>
-            <w:shd w:fill="F1F3F4" w:val="clear"/>
+            <w:shd w:fill="EEEEEE" w:val="clear"/>
             <w:vAlign w:val="center"/>
           </w:tcPr>
           <w:p>
@@ -267,14 +269,14 @@
         </w:tc>
         <w:tc>
           <w:tcPr>
-            <w:tcW w:w="2325" w:type="dxa"/>
+            <w:tcW w:w="1938" w:type="dxa"/>
             <w:gridSpan w:val="2"/>
             <w:tcBorders>
               <w:top w:val="single" w:sz="8" w:space="0" w:color="000000"/>
               <w:left w:val="single" w:sz="8" w:space="0" w:color="000000"/>
               <w:bottom w:val="single" w:sz="8" w:space="0" w:color="000000"/>
             </w:tcBorders>
-            <w:shd w:fill="F1F3F4" w:val="clear"/>
+            <w:shd w:fill="EEEEEE" w:val="clear"/>
             <w:vAlign w:val="center"/>
           </w:tcPr>
           <w:p>
@@ -299,17 +301,38 @@
               <w:t>Total de Horas</w:t>
             </w:r>
           </w:p>
-        </w:tc>
-        <w:tc>
-          <w:tcPr>
-            <w:tcW w:w="1364" w:type="dxa"/>
+          <w:p>
+            <w:pPr>
+              <w:pStyle w:val="TableHeading"/>
+              <w:tabs>
+                <w:tab w:val="clear" w:pos="709"/>
+              </w:tabs>
+              <w:bidi w:val="0"/>
+              <w:rPr>
+                <w:rFonts w:ascii="Times New Roman" w:hAnsi="Times New Roman"/>
+                <w:sz w:val="24"/>
+                <w:szCs w:val="24"/>
+              </w:rPr>
+            </w:pPr>
+            <w:r>
+              <w:rPr>
+                <w:rFonts w:ascii="Times New Roman" w:hAnsi="Times New Roman"/>
+                <w:sz w:val="24"/>
+                <w:szCs w:val="24"/>
+              </w:rPr>
+            </w:r>
+          </w:p>
+        </w:tc>
+        <w:tc>
+          <w:tcPr>
+            <w:tcW w:w="1692" w:type="dxa"/>
             <w:vMerge w:val="restart"/>
             <w:tcBorders>
               <w:top w:val="single" w:sz="8" w:space="0" w:color="000000"/>
               <w:left w:val="single" w:sz="8" w:space="0" w:color="000000"/>
               <w:bottom w:val="single" w:sz="8" w:space="0" w:color="000000"/>
             </w:tcBorders>
-            <w:shd w:fill="F1F3F4" w:val="clear"/>
+            <w:shd w:fill="EEEEEE" w:val="clear"/>
             <w:vAlign w:val="center"/>
           </w:tcPr>
           <w:p>
@@ -381,7 +404,7 @@
         </w:tc>
         <w:tc>
           <w:tcPr>
-            <w:tcW w:w="1636" w:type="dxa"/>
+            <w:tcW w:w="1608" w:type="dxa"/>
             <w:vMerge w:val="restart"/>
             <w:tcBorders>
               <w:top w:val="single" w:sz="8" w:space="0" w:color="000000"/>
@@ -389,7 +412,7 @@
               <w:bottom w:val="single" w:sz="8" w:space="0" w:color="000000"/>
               <w:right w:val="single" w:sz="8" w:space="0" w:color="000000"/>
             </w:tcBorders>
-            <w:shd w:fill="F1F3F4" w:val="clear"/>
+            <w:shd w:fill="EEEEEE" w:val="clear"/>
             <w:vAlign w:val="center"/>
           </w:tcPr>
           <w:p>
@@ -417,16 +440,18 @@
         </w:tc>
       </w:tr>
       <w:tr>
-        <w:trPr/>
-        <w:tc>
-          <w:tcPr>
-            <w:tcW w:w="960" w:type="dxa"/>
+        <w:trPr>
+          <w:trHeight w:val="450" w:hRule="atLeast"/>
+        </w:trPr>
+        <w:tc>
+          <w:tcPr>
+            <w:tcW w:w="1065" w:type="dxa"/>
             <w:vMerge w:val="continue"/>
             <w:tcBorders>
               <w:left w:val="single" w:sz="8" w:space="0" w:color="000000"/>
               <w:bottom w:val="single" w:sz="8" w:space="0" w:color="000000"/>
             </w:tcBorders>
-            <w:shd w:fill="F1F3F4" w:val="clear"/>
+            <w:shd w:fill="EEEEEE" w:val="clear"/>
             <w:vAlign w:val="center"/>
           </w:tcPr>
           <w:p>
@@ -443,42 +468,46 @@
               <w:rPr>
                 <w:rFonts w:ascii="Times New Roman" w:hAnsi="Times New Roman"/>
                 <w:b/>
-                <w:i w:val="false"/>
-                <w:i w:val="false"/>
-                <w:strike w:val="false"/>
-                <w:dstrike w:val="false"/>
-                <w:color w:val="000000"/>
-                <w:sz w:val="24"/>
-                <w:szCs w:val="24"/>
-                <w:u w:val="none"/>
-                <w:effect w:val="none"/>
-              </w:rPr>
-            </w:pPr>
-            <w:r>
-              <w:rPr>
-                <w:rFonts w:ascii="Times New Roman" w:hAnsi="Times New Roman"/>
-                <w:b/>
-                <w:i w:val="false"/>
-                <w:strike w:val="false"/>
-                <w:dstrike w:val="false"/>
-                <w:color w:val="000000"/>
-                <w:sz w:val="24"/>
-                <w:szCs w:val="24"/>
-                <w:u w:val="none"/>
-                <w:effect w:val="none"/>
-              </w:rPr>
-            </w:r>
-          </w:p>
-        </w:tc>
-        <w:tc>
-          <w:tcPr>
-            <w:tcW w:w="1634" w:type="dxa"/>
+                <w:bCs/>
+                <w:i w:val="false"/>
+                <w:i w:val="false"/>
+                <w:iCs w:val="false"/>
+                <w:strike w:val="false"/>
+                <w:dstrike w:val="false"/>
+                <w:color w:val="000000"/>
+                <w:sz w:val="24"/>
+                <w:szCs w:val="24"/>
+                <w:u w:val="none"/>
+                <w:effect w:val="none"/>
+              </w:rPr>
+            </w:pPr>
+            <w:r>
+              <w:rPr>
+                <w:rFonts w:ascii="Times New Roman" w:hAnsi="Times New Roman"/>
+                <w:b/>
+                <w:bCs/>
+                <w:i w:val="false"/>
+                <w:iCs w:val="false"/>
+                <w:strike w:val="false"/>
+                <w:dstrike w:val="false"/>
+                <w:color w:val="000000"/>
+                <w:sz w:val="24"/>
+                <w:szCs w:val="24"/>
+                <w:u w:val="none"/>
+                <w:effect w:val="none"/>
+              </w:rPr>
+            </w:r>
+          </w:p>
+        </w:tc>
+        <w:tc>
+          <w:tcPr>
+            <w:tcW w:w="1650" w:type="dxa"/>
             <w:vMerge w:val="continue"/>
             <w:tcBorders>
               <w:left w:val="single" w:sz="8" w:space="0" w:color="000000"/>
               <w:bottom w:val="single" w:sz="8" w:space="0" w:color="000000"/>
             </w:tcBorders>
-            <w:shd w:fill="F1F3F4" w:val="clear"/>
+            <w:shd w:fill="EEEEEE" w:val="clear"/>
             <w:vAlign w:val="center"/>
           </w:tcPr>
           <w:p>
@@ -495,42 +524,46 @@
               <w:rPr>
                 <w:rFonts w:ascii="Times New Roman" w:hAnsi="Times New Roman"/>
                 <w:b/>
-                <w:i w:val="false"/>
-                <w:i w:val="false"/>
-                <w:strike w:val="false"/>
-                <w:dstrike w:val="false"/>
-                <w:color w:val="000000"/>
-                <w:sz w:val="24"/>
-                <w:szCs w:val="24"/>
-                <w:u w:val="none"/>
-                <w:effect w:val="none"/>
-              </w:rPr>
-            </w:pPr>
-            <w:r>
-              <w:rPr>
-                <w:rFonts w:ascii="Times New Roman" w:hAnsi="Times New Roman"/>
-                <w:b/>
-                <w:i w:val="false"/>
-                <w:strike w:val="false"/>
-                <w:dstrike w:val="false"/>
-                <w:color w:val="000000"/>
-                <w:sz w:val="24"/>
-                <w:szCs w:val="24"/>
-                <w:u w:val="none"/>
-                <w:effect w:val="none"/>
-              </w:rPr>
-            </w:r>
-          </w:p>
-        </w:tc>
-        <w:tc>
-          <w:tcPr>
-            <w:tcW w:w="1141" w:type="dxa"/>
+                <w:bCs/>
+                <w:i w:val="false"/>
+                <w:i w:val="false"/>
+                <w:iCs w:val="false"/>
+                <w:strike w:val="false"/>
+                <w:dstrike w:val="false"/>
+                <w:color w:val="000000"/>
+                <w:sz w:val="24"/>
+                <w:szCs w:val="24"/>
+                <w:u w:val="none"/>
+                <w:effect w:val="none"/>
+              </w:rPr>
+            </w:pPr>
+            <w:r>
+              <w:rPr>
+                <w:rFonts w:ascii="Times New Roman" w:hAnsi="Times New Roman"/>
+                <w:b/>
+                <w:bCs/>
+                <w:i w:val="false"/>
+                <w:iCs w:val="false"/>
+                <w:strike w:val="false"/>
+                <w:dstrike w:val="false"/>
+                <w:color w:val="000000"/>
+                <w:sz w:val="24"/>
+                <w:szCs w:val="24"/>
+                <w:u w:val="none"/>
+                <w:effect w:val="none"/>
+              </w:rPr>
+            </w:r>
+          </w:p>
+        </w:tc>
+        <w:tc>
+          <w:tcPr>
+            <w:tcW w:w="1122" w:type="dxa"/>
             <w:vMerge w:val="continue"/>
             <w:tcBorders>
               <w:left w:val="single" w:sz="8" w:space="0" w:color="000000"/>
               <w:bottom w:val="single" w:sz="8" w:space="0" w:color="000000"/>
             </w:tcBorders>
-            <w:shd w:fill="F1F3F4" w:val="clear"/>
+            <w:shd w:fill="EEEEEE" w:val="clear"/>
             <w:vAlign w:val="center"/>
           </w:tcPr>
           <w:p>
@@ -547,41 +580,45 @@
               <w:rPr>
                 <w:rFonts w:ascii="Times New Roman" w:hAnsi="Times New Roman"/>
                 <w:b/>
-                <w:i w:val="false"/>
-                <w:i w:val="false"/>
-                <w:strike w:val="false"/>
-                <w:dstrike w:val="false"/>
-                <w:color w:val="000000"/>
-                <w:sz w:val="24"/>
-                <w:szCs w:val="24"/>
-                <w:u w:val="none"/>
-                <w:effect w:val="none"/>
-              </w:rPr>
-            </w:pPr>
-            <w:r>
-              <w:rPr>
-                <w:rFonts w:ascii="Times New Roman" w:hAnsi="Times New Roman"/>
-                <w:b/>
-                <w:i w:val="false"/>
-                <w:strike w:val="false"/>
-                <w:dstrike w:val="false"/>
-                <w:color w:val="000000"/>
-                <w:sz w:val="24"/>
-                <w:szCs w:val="24"/>
-                <w:u w:val="none"/>
-                <w:effect w:val="none"/>
-              </w:rPr>
-            </w:r>
-          </w:p>
-        </w:tc>
-        <w:tc>
-          <w:tcPr>
-            <w:tcW w:w="1184" w:type="dxa"/>
-            <w:tcBorders>
-              <w:left w:val="single" w:sz="8" w:space="0" w:color="000000"/>
-              <w:bottom w:val="single" w:sz="8" w:space="0" w:color="000000"/>
-            </w:tcBorders>
-            <w:shd w:fill="F1F3F4" w:val="clear"/>
+                <w:bCs/>
+                <w:i w:val="false"/>
+                <w:i w:val="false"/>
+                <w:iCs w:val="false"/>
+                <w:strike w:val="false"/>
+                <w:dstrike w:val="false"/>
+                <w:color w:val="000000"/>
+                <w:sz w:val="24"/>
+                <w:szCs w:val="24"/>
+                <w:u w:val="none"/>
+                <w:effect w:val="none"/>
+              </w:rPr>
+            </w:pPr>
+            <w:r>
+              <w:rPr>
+                <w:rFonts w:ascii="Times New Roman" w:hAnsi="Times New Roman"/>
+                <w:b/>
+                <w:bCs/>
+                <w:i w:val="false"/>
+                <w:iCs w:val="false"/>
+                <w:strike w:val="false"/>
+                <w:dstrike w:val="false"/>
+                <w:color w:val="000000"/>
+                <w:sz w:val="24"/>
+                <w:szCs w:val="24"/>
+                <w:u w:val="none"/>
+                <w:effect w:val="none"/>
+              </w:rPr>
+            </w:r>
+          </w:p>
+        </w:tc>
+        <w:tc>
+          <w:tcPr>
+            <w:tcW w:w="1022" w:type="dxa"/>
+            <w:tcBorders>
+              <w:left w:val="single" w:sz="8" w:space="0" w:color="000000"/>
+              <w:bottom w:val="single" w:sz="8" w:space="0" w:color="000000"/>
+            </w:tcBorders>
+            <w:shd w:fill="EEEEEE" w:val="clear"/>
             <w:vAlign w:val="center"/>
           </w:tcPr>
           <w:p>
@@ -603,18 +640,18 @@
                 <w:sz w:val="24"/>
                 <w:szCs w:val="24"/>
               </w:rPr>
-              <w:t>H/A</w:t>
-            </w:r>
-          </w:p>
-        </w:tc>
-        <w:tc>
-          <w:tcPr>
-            <w:tcW w:w="1141" w:type="dxa"/>
-            <w:tcBorders>
-              <w:left w:val="single" w:sz="8" w:space="0" w:color="000000"/>
-              <w:bottom w:val="single" w:sz="8" w:space="0" w:color="000000"/>
-            </w:tcBorders>
-            <w:shd w:fill="F1F3F4" w:val="clear"/>
+              <w:t>h/a</w:t>
+            </w:r>
+          </w:p>
+        </w:tc>
+        <w:tc>
+          <w:tcPr>
+            <w:tcW w:w="916" w:type="dxa"/>
+            <w:tcBorders>
+              <w:left w:val="single" w:sz="8" w:space="0" w:color="000000"/>
+              <w:bottom w:val="single" w:sz="8" w:space="0" w:color="000000"/>
+            </w:tcBorders>
+            <w:shd w:fill="EEEEEE" w:val="clear"/>
             <w:vAlign w:val="center"/>
           </w:tcPr>
           <w:p>
@@ -636,19 +673,19 @@
                 <w:sz w:val="24"/>
                 <w:szCs w:val="24"/>
               </w:rPr>
-              <w:t>H/R</w:t>
-            </w:r>
-          </w:p>
-        </w:tc>
-        <w:tc>
-          <w:tcPr>
-            <w:tcW w:w="1364" w:type="dxa"/>
+              <w:t>h/r</w:t>
+            </w:r>
+          </w:p>
+        </w:tc>
+        <w:tc>
+          <w:tcPr>
+            <w:tcW w:w="1692" w:type="dxa"/>
             <w:vMerge w:val="continue"/>
             <w:tcBorders>
               <w:left w:val="single" w:sz="8" w:space="0" w:color="000000"/>
               <w:bottom w:val="single" w:sz="8" w:space="0" w:color="000000"/>
             </w:tcBorders>
-            <w:shd w:fill="F1F3F4" w:val="clear"/>
+            <w:shd w:fill="EEEEEE" w:val="clear"/>
             <w:vAlign w:val="center"/>
           </w:tcPr>
           <w:p>
@@ -665,43 +702,83 @@
               <w:rPr>
                 <w:rFonts w:ascii="Times New Roman" w:hAnsi="Times New Roman"/>
                 <w:b/>
-                <w:i w:val="false"/>
-                <w:i w:val="false"/>
-                <w:strike w:val="false"/>
-                <w:dstrike w:val="false"/>
-                <w:color w:val="000000"/>
-                <w:sz w:val="24"/>
-                <w:szCs w:val="24"/>
-                <w:u w:val="none"/>
-                <w:effect w:val="none"/>
-              </w:rPr>
-            </w:pPr>
-            <w:r>
-              <w:rPr>
-                <w:rFonts w:ascii="Times New Roman" w:hAnsi="Times New Roman"/>
-                <w:b/>
-                <w:i w:val="false"/>
-                <w:strike w:val="false"/>
-                <w:dstrike w:val="false"/>
-                <w:color w:val="000000"/>
-                <w:sz w:val="24"/>
-                <w:szCs w:val="24"/>
-                <w:u w:val="none"/>
-                <w:effect w:val="none"/>
-              </w:rPr>
-            </w:r>
-          </w:p>
-        </w:tc>
-        <w:tc>
-          <w:tcPr>
-            <w:tcW w:w="1636" w:type="dxa"/>
+                <w:bCs/>
+                <w:i w:val="false"/>
+                <w:i w:val="false"/>
+                <w:iCs w:val="false"/>
+                <w:strike w:val="false"/>
+                <w:dstrike w:val="false"/>
+                <w:color w:val="000000"/>
+                <w:sz w:val="24"/>
+                <w:szCs w:val="24"/>
+                <w:u w:val="none"/>
+                <w:effect w:val="none"/>
+              </w:rPr>
+            </w:pPr>
+            <w:r>
+              <w:rPr>
+                <w:rFonts w:ascii="Times New Roman" w:hAnsi="Times New Roman"/>
+                <w:b/>
+                <w:bCs/>
+                <w:i w:val="false"/>
+                <w:iCs w:val="false"/>
+                <w:strike w:val="false"/>
+                <w:dstrike w:val="false"/>
+                <w:color w:val="000000"/>
+                <w:sz w:val="24"/>
+                <w:szCs w:val="24"/>
+                <w:u w:val="none"/>
+                <w:effect w:val="none"/>
+              </w:rPr>
+            </w:r>
+          </w:p>
+        </w:tc>
+        <w:tc>
+          <w:tcPr>
+            <w:tcW w:w="1608" w:type="dxa"/>
             <w:vMerge w:val="continue"/>
             <w:tcBorders>
               <w:left w:val="single" w:sz="8" w:space="0" w:color="000000"/>
               <w:bottom w:val="single" w:sz="8" w:space="0" w:color="000000"/>
               <w:right w:val="single" w:sz="8" w:space="0" w:color="000000"/>
             </w:tcBorders>
-            <w:shd w:fill="F1F3F4" w:val="clear"/>
+            <w:shd w:fill="EEEEEE" w:val="clear"/>
+            <w:vAlign w:val="center"/>
+          </w:tcPr>
+          <w:p>
+            <w:pPr>
+              <w:pStyle w:val="TableHeading"/>
+              <w:tabs>
+                <w:tab w:val="clear" w:pos="709"/>
+              </w:tabs>
+              <w:bidi w:val="0"/>
+              <w:rPr>
+                <w:rFonts w:ascii="Times New Roman" w:hAnsi="Times New Roman"/>
+                <w:sz w:val="24"/>
+                <w:szCs w:val="24"/>
+              </w:rPr>
+            </w:pPr>
+            <w:r>
+              <w:rPr>
+                <w:rFonts w:ascii="Times New Roman" w:hAnsi="Times New Roman"/>
+                <w:sz w:val="24"/>
+                <w:szCs w:val="24"/>
+              </w:rPr>
+            </w:r>
+          </w:p>
+        </w:tc>
+      </w:tr>
+      <w:tr>
+        <w:trPr>
+          <w:trHeight w:val="438" w:hRule="atLeast"/>
+        </w:trPr>
+        <w:tc>
+          <w:tcPr>
+            <w:tcW w:w="1065" w:type="dxa"/>
+            <w:tcBorders>
+              <w:left w:val="single" w:sz="8" w:space="0" w:color="000000"/>
+              <w:bottom w:val="single" w:sz="8" w:space="0" w:color="000000"/>
+            </w:tcBorders>
             <w:vAlign w:val="center"/>
           </w:tcPr>
           <w:p>
@@ -714,43 +791,42 @@
               <w:bidi w:val="0"/>
               <w:spacing w:lineRule="auto" w:line="288" w:before="0" w:after="0"/>
               <w:ind w:hanging="0" w:left="0" w:right="0"/>
-              <w:jc w:val="both"/>
-              <w:rPr>
-                <w:rFonts w:ascii="Times New Roman" w:hAnsi="Times New Roman"/>
-                <w:b/>
-                <w:i w:val="false"/>
-                <w:i w:val="false"/>
-                <w:strike w:val="false"/>
-                <w:dstrike w:val="false"/>
-                <w:color w:val="000000"/>
-                <w:sz w:val="24"/>
-                <w:szCs w:val="24"/>
-                <w:u w:val="none"/>
-                <w:effect w:val="none"/>
-              </w:rPr>
-            </w:pPr>
-            <w:r>
-              <w:rPr>
-                <w:rFonts w:ascii="Times New Roman" w:hAnsi="Times New Roman"/>
-                <w:b/>
-                <w:i w:val="false"/>
-                <w:strike w:val="false"/>
-                <w:dstrike w:val="false"/>
-                <w:color w:val="000000"/>
-                <w:sz w:val="24"/>
-                <w:szCs w:val="24"/>
-                <w:u w:val="none"/>
-                <w:effect w:val="none"/>
-              </w:rPr>
-            </w:r>
-          </w:p>
-        </w:tc>
-      </w:tr>
-      <w:tr>
-        <w:trPr/>
-        <w:tc>
-          <w:tcPr>
-            <w:tcW w:w="960" w:type="dxa"/>
+              <w:jc w:val="center"/>
+              <w:rPr>
+                <w:rFonts w:ascii="Times New Roman" w:hAnsi="Times New Roman"/>
+                <w:b w:val="false"/>
+                <w:bCs w:val="false"/>
+                <w:i w:val="false"/>
+                <w:i w:val="false"/>
+                <w:strike w:val="false"/>
+                <w:dstrike w:val="false"/>
+                <w:color w:val="000000"/>
+                <w:sz w:val="24"/>
+                <w:szCs w:val="24"/>
+                <w:u w:val="none"/>
+                <w:effect w:val="none"/>
+              </w:rPr>
+            </w:pPr>
+            <w:r>
+              <w:rPr>
+                <w:rFonts w:ascii="Times New Roman" w:hAnsi="Times New Roman"/>
+                <w:b w:val="false"/>
+                <w:bCs w:val="false"/>
+                <w:i w:val="false"/>
+                <w:strike w:val="false"/>
+                <w:dstrike w:val="false"/>
+                <w:color w:val="000000"/>
+                <w:sz w:val="24"/>
+                <w:szCs w:val="24"/>
+                <w:u w:val="none"/>
+                <w:effect w:val="none"/>
+              </w:rPr>
+            </w:r>
+          </w:p>
+        </w:tc>
+        <w:tc>
+          <w:tcPr>
+            <w:tcW w:w="1650" w:type="dxa"/>
             <w:tcBorders>
               <w:left w:val="single" w:sz="8" w:space="0" w:color="000000"/>
               <w:bottom w:val="single" w:sz="8" w:space="0" w:color="000000"/>
@@ -767,7 +843,7 @@
               <w:bidi w:val="0"/>
               <w:spacing w:lineRule="auto" w:line="288" w:before="0" w:after="0"/>
               <w:ind w:hanging="0" w:left="0" w:right="0"/>
-              <w:jc w:val="both"/>
+              <w:jc w:val="center"/>
               <w:rPr>
                 <w:rFonts w:ascii="Times New Roman" w:hAnsi="Times New Roman"/>
                 <w:b w:val="false"/>
@@ -802,7 +878,7 @@
         </w:tc>
         <w:tc>
           <w:tcPr>
-            <w:tcW w:w="1634" w:type="dxa"/>
+            <w:tcW w:w="1122" w:type="dxa"/>
             <w:tcBorders>
               <w:left w:val="single" w:sz="8" w:space="0" w:color="000000"/>
               <w:bottom w:val="single" w:sz="8" w:space="0" w:color="000000"/>
@@ -819,7 +895,7 @@
               <w:bidi w:val="0"/>
               <w:spacing w:lineRule="auto" w:line="288" w:before="0" w:after="0"/>
               <w:ind w:hanging="0" w:left="0" w:right="0"/>
-              <w:jc w:val="both"/>
+              <w:jc w:val="center"/>
               <w:rPr>
                 <w:rFonts w:ascii="Times New Roman" w:hAnsi="Times New Roman"/>
                 <w:b w:val="false"/>
@@ -854,7 +930,79 @@
         </w:tc>
         <w:tc>
           <w:tcPr>
-            <w:tcW w:w="1141" w:type="dxa"/>
+            <w:tcW w:w="1022" w:type="dxa"/>
+            <w:tcBorders>
+              <w:left w:val="single" w:sz="8" w:space="0" w:color="000000"/>
+              <w:bottom w:val="single" w:sz="8" w:space="0" w:color="000000"/>
+            </w:tcBorders>
+            <w:vAlign w:val="center"/>
+          </w:tcPr>
+          <w:p>
+            <w:pPr>
+              <w:pStyle w:val="TableHeading"/>
+              <w:tabs>
+                <w:tab w:val="clear" w:pos="709"/>
+              </w:tabs>
+              <w:bidi w:val="0"/>
+              <w:jc w:val="center"/>
+              <w:rPr>
+                <w:rFonts w:ascii="Times New Roman" w:hAnsi="Times New Roman"/>
+                <w:b w:val="false"/>
+                <w:bCs w:val="false"/>
+                <w:sz w:val="24"/>
+                <w:szCs w:val="24"/>
+              </w:rPr>
+            </w:pPr>
+            <w:r>
+              <w:rPr>
+                <w:rFonts w:ascii="Times New Roman" w:hAnsi="Times New Roman"/>
+                <w:b w:val="false"/>
+                <w:bCs w:val="false"/>
+                <w:sz w:val="24"/>
+                <w:szCs w:val="24"/>
+              </w:rPr>
+            </w:r>
+          </w:p>
+        </w:tc>
+        <w:tc>
+          <w:tcPr>
+            <w:tcW w:w="916" w:type="dxa"/>
+            <w:tcBorders>
+              <w:left w:val="single" w:sz="8" w:space="0" w:color="000000"/>
+              <w:bottom w:val="single" w:sz="8" w:space="0" w:color="000000"/>
+            </w:tcBorders>
+            <w:vAlign w:val="center"/>
+          </w:tcPr>
+          <w:p>
+            <w:pPr>
+              <w:pStyle w:val="TableHeading"/>
+              <w:tabs>
+                <w:tab w:val="clear" w:pos="709"/>
+              </w:tabs>
+              <w:bidi w:val="0"/>
+              <w:jc w:val="center"/>
+              <w:rPr>
+                <w:rFonts w:ascii="Times New Roman" w:hAnsi="Times New Roman"/>
+                <w:b w:val="false"/>
+                <w:bCs w:val="false"/>
+                <w:sz w:val="24"/>
+                <w:szCs w:val="24"/>
+              </w:rPr>
+            </w:pPr>
+            <w:r>
+              <w:rPr>
+                <w:rFonts w:ascii="Times New Roman" w:hAnsi="Times New Roman"/>
+                <w:b w:val="false"/>
+                <w:bCs w:val="false"/>
+                <w:sz w:val="24"/>
+                <w:szCs w:val="24"/>
+              </w:rPr>
+            </w:r>
+          </w:p>
+        </w:tc>
+        <w:tc>
+          <w:tcPr>
+            <w:tcW w:w="1692" w:type="dxa"/>
             <w:tcBorders>
               <w:left w:val="single" w:sz="8" w:space="0" w:color="000000"/>
               <w:bottom w:val="single" w:sz="8" w:space="0" w:color="000000"/>
@@ -871,7 +1019,7 @@
               <w:bidi w:val="0"/>
               <w:spacing w:lineRule="auto" w:line="288" w:before="0" w:after="0"/>
               <w:ind w:hanging="0" w:left="0" w:right="0"/>
-              <w:jc w:val="both"/>
+              <w:jc w:val="center"/>
               <w:rPr>
                 <w:rFonts w:ascii="Times New Roman" w:hAnsi="Times New Roman"/>
                 <w:b w:val="false"/>
@@ -906,80 +1054,11 @@
         </w:tc>
         <w:tc>
           <w:tcPr>
-            <w:tcW w:w="1184" w:type="dxa"/>
-            <w:tcBorders>
-              <w:left w:val="single" w:sz="8" w:space="0" w:color="000000"/>
-              <w:bottom w:val="single" w:sz="8" w:space="0" w:color="000000"/>
-            </w:tcBorders>
-            <w:vAlign w:val="center"/>
-          </w:tcPr>
-          <w:p>
-            <w:pPr>
-              <w:pStyle w:val="TableHeading"/>
-              <w:tabs>
-                <w:tab w:val="clear" w:pos="709"/>
-              </w:tabs>
-              <w:bidi w:val="0"/>
-              <w:rPr>
-                <w:rFonts w:ascii="Times New Roman" w:hAnsi="Times New Roman"/>
-                <w:b w:val="false"/>
-                <w:bCs w:val="false"/>
-                <w:sz w:val="24"/>
-                <w:szCs w:val="24"/>
-              </w:rPr>
-            </w:pPr>
-            <w:r>
-              <w:rPr>
-                <w:rFonts w:ascii="Times New Roman" w:hAnsi="Times New Roman"/>
-                <w:b w:val="false"/>
-                <w:bCs w:val="false"/>
-                <w:sz w:val="24"/>
-                <w:szCs w:val="24"/>
-              </w:rPr>
-            </w:r>
-          </w:p>
-        </w:tc>
-        <w:tc>
-          <w:tcPr>
-            <w:tcW w:w="1141" w:type="dxa"/>
-            <w:tcBorders>
-              <w:left w:val="single" w:sz="8" w:space="0" w:color="000000"/>
-              <w:bottom w:val="single" w:sz="8" w:space="0" w:color="000000"/>
-            </w:tcBorders>
-            <w:vAlign w:val="center"/>
-          </w:tcPr>
-          <w:p>
-            <w:pPr>
-              <w:pStyle w:val="TableHeading"/>
-              <w:tabs>
-                <w:tab w:val="clear" w:pos="709"/>
-              </w:tabs>
-              <w:bidi w:val="0"/>
-              <w:rPr>
-                <w:rFonts w:ascii="Times New Roman" w:hAnsi="Times New Roman"/>
-                <w:b w:val="false"/>
-                <w:bCs w:val="false"/>
-                <w:sz w:val="24"/>
-                <w:szCs w:val="24"/>
-              </w:rPr>
-            </w:pPr>
-            <w:r>
-              <w:rPr>
-                <w:rFonts w:ascii="Times New Roman" w:hAnsi="Times New Roman"/>
-                <w:b w:val="false"/>
-                <w:bCs w:val="false"/>
-                <w:sz w:val="24"/>
-                <w:szCs w:val="24"/>
-              </w:rPr>
-            </w:r>
-          </w:p>
-        </w:tc>
-        <w:tc>
-          <w:tcPr>
-            <w:tcW w:w="1364" w:type="dxa"/>
-            <w:tcBorders>
-              <w:left w:val="single" w:sz="8" w:space="0" w:color="000000"/>
-              <w:bottom w:val="single" w:sz="8" w:space="0" w:color="000000"/>
+            <w:tcW w:w="1608" w:type="dxa"/>
+            <w:tcBorders>
+              <w:left w:val="single" w:sz="8" w:space="0" w:color="000000"/>
+              <w:bottom w:val="single" w:sz="8" w:space="0" w:color="000000"/>
+              <w:right w:val="single" w:sz="8" w:space="0" w:color="000000"/>
             </w:tcBorders>
             <w:vAlign w:val="center"/>
           </w:tcPr>
@@ -993,60 +1072,7 @@
               <w:bidi w:val="0"/>
               <w:spacing w:lineRule="auto" w:line="288" w:before="0" w:after="0"/>
               <w:ind w:hanging="0" w:left="0" w:right="0"/>
-              <w:jc w:val="both"/>
-              <w:rPr>
-                <w:rFonts w:ascii="Times New Roman" w:hAnsi="Times New Roman"/>
-                <w:b w:val="false"/>
-                <w:bCs w:val="false"/>
-                <w:i w:val="false"/>
-                <w:i w:val="false"/>
-                <w:strike w:val="false"/>
-                <w:dstrike w:val="false"/>
-                <w:color w:val="000000"/>
-                <w:sz w:val="24"/>
-                <w:szCs w:val="24"/>
-                <w:u w:val="none"/>
-                <w:effect w:val="none"/>
-              </w:rPr>
-            </w:pPr>
-            <w:r>
-              <w:rPr>
-                <w:rFonts w:ascii="Times New Roman" w:hAnsi="Times New Roman"/>
-                <w:b w:val="false"/>
-                <w:bCs w:val="false"/>
-                <w:i w:val="false"/>
-                <w:strike w:val="false"/>
-                <w:dstrike w:val="false"/>
-                <w:color w:val="000000"/>
-                <w:sz w:val="24"/>
-                <w:szCs w:val="24"/>
-                <w:u w:val="none"/>
-                <w:effect w:val="none"/>
-              </w:rPr>
-            </w:r>
-          </w:p>
-        </w:tc>
-        <w:tc>
-          <w:tcPr>
-            <w:tcW w:w="1636" w:type="dxa"/>
-            <w:tcBorders>
-              <w:left w:val="single" w:sz="8" w:space="0" w:color="000000"/>
-              <w:bottom w:val="single" w:sz="8" w:space="0" w:color="000000"/>
-              <w:right w:val="single" w:sz="8" w:space="0" w:color="000000"/>
-            </w:tcBorders>
-            <w:vAlign w:val="center"/>
-          </w:tcPr>
-          <w:p>
-            <w:pPr>
-              <w:pStyle w:val="TableContents"/>
-              <w:widowControl/>
-              <w:tabs>
-                <w:tab w:val="clear" w:pos="709"/>
-              </w:tabs>
-              <w:bidi w:val="0"/>
-              <w:spacing w:lineRule="auto" w:line="288" w:before="0" w:after="0"/>
-              <w:ind w:hanging="0" w:left="0" w:right="0"/>
-              <w:jc w:val="both"/>
+              <w:jc w:val="center"/>
               <w:rPr>
                 <w:rFonts w:ascii="Times New Roman" w:hAnsi="Times New Roman"/>
                 <w:b w:val="false"/>

--- a/src/main/resources/tabela_componentes_optativos_e_eletivos.docx
+++ b/src/main/resources/tabela_componentes_optativos_e_eletivos.docx
@@ -18,11 +18,11 @@
       <w:tblGrid>
         <w:gridCol w:w="1065"/>
         <w:gridCol w:w="1650"/>
-        <w:gridCol w:w="1122"/>
+        <w:gridCol w:w="1121"/>
         <w:gridCol w:w="1022"/>
-        <w:gridCol w:w="916"/>
-        <w:gridCol w:w="1692"/>
-        <w:gridCol w:w="1608"/>
+        <w:gridCol w:w="917"/>
+        <w:gridCol w:w="1691"/>
+        <w:gridCol w:w="1609"/>
       </w:tblGrid>
       <w:tr>
         <w:trPr>
@@ -190,7 +190,7 @@
         </w:tc>
         <w:tc>
           <w:tcPr>
-            <w:tcW w:w="1122" w:type="dxa"/>
+            <w:tcW w:w="1121" w:type="dxa"/>
             <w:vMerge w:val="restart"/>
             <w:tcBorders>
               <w:top w:val="single" w:sz="8" w:space="0" w:color="000000"/>
@@ -269,7 +269,7 @@
         </w:tc>
         <w:tc>
           <w:tcPr>
-            <w:tcW w:w="1938" w:type="dxa"/>
+            <w:tcW w:w="1939" w:type="dxa"/>
             <w:gridSpan w:val="2"/>
             <w:tcBorders>
               <w:top w:val="single" w:sz="8" w:space="0" w:color="000000"/>
@@ -325,7 +325,7 @@
         </w:tc>
         <w:tc>
           <w:tcPr>
-            <w:tcW w:w="1692" w:type="dxa"/>
+            <w:tcW w:w="1691" w:type="dxa"/>
             <w:vMerge w:val="restart"/>
             <w:tcBorders>
               <w:top w:val="single" w:sz="8" w:space="0" w:color="000000"/>
@@ -404,7 +404,7 @@
         </w:tc>
         <w:tc>
           <w:tcPr>
-            <w:tcW w:w="1608" w:type="dxa"/>
+            <w:tcW w:w="1609" w:type="dxa"/>
             <w:vMerge w:val="restart"/>
             <w:tcBorders>
               <w:top w:val="single" w:sz="8" w:space="0" w:color="000000"/>
@@ -557,7 +557,7 @@
         </w:tc>
         <w:tc>
           <w:tcPr>
-            <w:tcW w:w="1122" w:type="dxa"/>
+            <w:tcW w:w="1121" w:type="dxa"/>
             <w:vMerge w:val="continue"/>
             <w:tcBorders>
               <w:left w:val="single" w:sz="8" w:space="0" w:color="000000"/>
@@ -623,22 +623,18 @@
           </w:tcPr>
           <w:p>
             <w:pPr>
-              <w:pStyle w:val="TableHeading"/>
-              <w:tabs>
-                <w:tab w:val="clear" w:pos="709"/>
-              </w:tabs>
-              <w:bidi w:val="0"/>
-              <w:rPr>
-                <w:rFonts w:ascii="Times New Roman" w:hAnsi="Times New Roman"/>
-                <w:sz w:val="24"/>
-                <w:szCs w:val="24"/>
-              </w:rPr>
-            </w:pPr>
-            <w:r>
-              <w:rPr>
-                <w:rFonts w:ascii="Times New Roman" w:hAnsi="Times New Roman"/>
-                <w:sz w:val="24"/>
-                <w:szCs w:val="24"/>
+              <w:pStyle w:val="TableContents"/>
+              <w:jc w:val="center"/>
+              <w:rPr>
+                <w:rFonts w:ascii="Times New Roman" w:hAnsi="Times New Roman"/>
+                <w:sz w:val="24"/>
+                <w:szCs w:val="24"/>
+              </w:rPr>
+            </w:pPr>
+            <w:r>
+              <w:rPr>
+                <w:b/>
+                <w:bCs/>
               </w:rPr>
               <w:t>h/a</w:t>
             </w:r>
@@ -646,7 +642,7 @@
         </w:tc>
         <w:tc>
           <w:tcPr>
-            <w:tcW w:w="916" w:type="dxa"/>
+            <w:tcW w:w="917" w:type="dxa"/>
             <w:tcBorders>
               <w:left w:val="single" w:sz="8" w:space="0" w:color="000000"/>
               <w:bottom w:val="single" w:sz="8" w:space="0" w:color="000000"/>
@@ -656,22 +652,18 @@
           </w:tcPr>
           <w:p>
             <w:pPr>
-              <w:pStyle w:val="TableHeading"/>
-              <w:tabs>
-                <w:tab w:val="clear" w:pos="709"/>
-              </w:tabs>
-              <w:bidi w:val="0"/>
-              <w:rPr>
-                <w:rFonts w:ascii="Times New Roman" w:hAnsi="Times New Roman"/>
-                <w:sz w:val="24"/>
-                <w:szCs w:val="24"/>
-              </w:rPr>
-            </w:pPr>
-            <w:r>
-              <w:rPr>
-                <w:rFonts w:ascii="Times New Roman" w:hAnsi="Times New Roman"/>
-                <w:sz w:val="24"/>
-                <w:szCs w:val="24"/>
+              <w:pStyle w:val="TableContents"/>
+              <w:jc w:val="center"/>
+              <w:rPr>
+                <w:rFonts w:ascii="Times New Roman" w:hAnsi="Times New Roman"/>
+                <w:sz w:val="24"/>
+                <w:szCs w:val="24"/>
+              </w:rPr>
+            </w:pPr>
+            <w:r>
+              <w:rPr>
+                <w:b/>
+                <w:bCs/>
               </w:rPr>
               <w:t>h/r</w:t>
             </w:r>
@@ -679,7 +671,7 @@
         </w:tc>
         <w:tc>
           <w:tcPr>
-            <w:tcW w:w="1692" w:type="dxa"/>
+            <w:tcW w:w="1691" w:type="dxa"/>
             <w:vMerge w:val="continue"/>
             <w:tcBorders>
               <w:left w:val="single" w:sz="8" w:space="0" w:color="000000"/>
@@ -735,7 +727,7 @@
         </w:tc>
         <w:tc>
           <w:tcPr>
-            <w:tcW w:w="1608" w:type="dxa"/>
+            <w:tcW w:w="1609" w:type="dxa"/>
             <w:vMerge w:val="continue"/>
             <w:tcBorders>
               <w:left w:val="single" w:sz="8" w:space="0" w:color="000000"/>
@@ -878,7 +870,7 @@
         </w:tc>
         <w:tc>
           <w:tcPr>
-            <w:tcW w:w="1122" w:type="dxa"/>
+            <w:tcW w:w="1121" w:type="dxa"/>
             <w:tcBorders>
               <w:left w:val="single" w:sz="8" w:space="0" w:color="000000"/>
               <w:bottom w:val="single" w:sz="8" w:space="0" w:color="000000"/>
@@ -966,7 +958,7 @@
         </w:tc>
         <w:tc>
           <w:tcPr>
-            <w:tcW w:w="916" w:type="dxa"/>
+            <w:tcW w:w="917" w:type="dxa"/>
             <w:tcBorders>
               <w:left w:val="single" w:sz="8" w:space="0" w:color="000000"/>
               <w:bottom w:val="single" w:sz="8" w:space="0" w:color="000000"/>
@@ -1002,7 +994,7 @@
         </w:tc>
         <w:tc>
           <w:tcPr>
-            <w:tcW w:w="1692" w:type="dxa"/>
+            <w:tcW w:w="1691" w:type="dxa"/>
             <w:tcBorders>
               <w:left w:val="single" w:sz="8" w:space="0" w:color="000000"/>
               <w:bottom w:val="single" w:sz="8" w:space="0" w:color="000000"/>
@@ -1054,7 +1046,7 @@
         </w:tc>
         <w:tc>
           <w:tcPr>
-            <w:tcW w:w="1608" w:type="dxa"/>
+            <w:tcW w:w="1609" w:type="dxa"/>
             <w:tcBorders>
               <w:left w:val="single" w:sz="8" w:space="0" w:color="000000"/>
               <w:bottom w:val="single" w:sz="8" w:space="0" w:color="000000"/>
